--- a/theory/Метод экстраполяции Ричардсона .docx
+++ b/theory/Метод экстраполяции Ричардсона .docx
@@ -93,7 +93,7 @@
             </w:rPr>
             <w:fldChar w:fldCharType="separate"/>
           </w:r>
-          <w:hyperlink w:anchor="_Toc209144087" w:history="1">
+          <w:hyperlink w:anchor="_Toc209299256" w:history="1">
             <w:r>
               <w:rPr>
                 <w:rStyle w:val="af2"/>
@@ -123,7 +123,7 @@
                 <w:noProof/>
                 <w:webHidden/>
               </w:rPr>
-              <w:instrText xml:space="preserve"> PAGEREF _Toc209144087 \h </w:instrText>
+              <w:instrText xml:space="preserve"> PAGEREF _Toc209299256 \h </w:instrText>
             </w:r>
             <w:r>
               <w:rPr>
@@ -169,7 +169,7 @@
               <w:lang w:eastAsia="ru-RU"/>
             </w:rPr>
           </w:pPr>
-          <w:hyperlink w:anchor="_Toc209144088" w:history="1">
+          <w:hyperlink w:anchor="_Toc209299257" w:history="1">
             <w:r>
               <w:rPr>
                 <w:rStyle w:val="af2"/>
@@ -198,7 +198,7 @@
                 <w:noProof/>
                 <w:webHidden/>
               </w:rPr>
-              <w:instrText xml:space="preserve"> PAGEREF _Toc209144088 \h </w:instrText>
+              <w:instrText xml:space="preserve"> PAGEREF _Toc209299257 \h </w:instrText>
             </w:r>
             <w:r>
               <w:rPr>
@@ -244,7 +244,7 @@
               <w:lang w:eastAsia="ru-RU"/>
             </w:rPr>
           </w:pPr>
-          <w:hyperlink w:anchor="_Toc209144089" w:history="1">
+          <w:hyperlink w:anchor="_Toc209299258" w:history="1">
             <w:r>
               <w:rPr>
                 <w:rStyle w:val="af2"/>
@@ -253,15 +253,27 @@
                 <w:bCs/>
                 <w:noProof/>
               </w:rPr>
-              <w:t>Метод экстраполяции Ричардсона</w:t>
+              <w:t>Метод эк</w:t>
             </w:r>
             <w:r>
               <w:rPr>
                 <w:rStyle w:val="af2"/>
-                <w:rFonts w:ascii="Times New Roman" w:eastAsia="Times New Roman" w:hAnsi="Times New Roman" w:cs="Times New Roman"/>
+                <w:rFonts w:ascii="Times New Roman" w:hAnsi="Times New Roman" w:cs="Times New Roman"/>
+                <w:b/>
+                <w:bCs/>
                 <w:noProof/>
               </w:rPr>
-              <w:t>.</w:t>
+              <w:t>с</w:t>
+            </w:r>
+            <w:r>
+              <w:rPr>
+                <w:rStyle w:val="af2"/>
+                <w:rFonts w:ascii="Times New Roman" w:hAnsi="Times New Roman" w:cs="Times New Roman"/>
+                <w:b/>
+                <w:bCs/>
+                <w:noProof/>
+              </w:rPr>
+              <w:t>траполяции Ричардсона</w:t>
             </w:r>
             <w:r>
               <w:rPr>
@@ -282,7 +294,7 @@
                 <w:noProof/>
                 <w:webHidden/>
               </w:rPr>
-              <w:instrText xml:space="preserve"> PAGEREF _Toc209144089 \h </w:instrText>
+              <w:instrText xml:space="preserve"> PAGEREF _Toc209299258 \h </w:instrText>
             </w:r>
             <w:r>
               <w:rPr>
@@ -328,7 +340,7 @@
               <w:lang w:eastAsia="ru-RU"/>
             </w:rPr>
           </w:pPr>
-          <w:hyperlink w:anchor="_Toc209144090" w:history="1">
+          <w:hyperlink w:anchor="_Toc209299259" w:history="1">
             <w:r>
               <w:rPr>
                 <w:rStyle w:val="af2"/>
@@ -358,7 +370,7 @@
                 <w:noProof/>
                 <w:webHidden/>
               </w:rPr>
-              <w:instrText xml:space="preserve"> PAGEREF _Toc209144090 \h </w:instrText>
+              <w:instrText xml:space="preserve"> PAGEREF _Toc209299259 \h </w:instrText>
             </w:r>
             <w:r>
               <w:rPr>
@@ -404,7 +416,7 @@
               <w:lang w:eastAsia="ru-RU"/>
             </w:rPr>
           </w:pPr>
-          <w:hyperlink w:anchor="_Toc209144091" w:history="1">
+          <w:hyperlink w:anchor="_Toc209299260" w:history="1">
             <w:r>
               <w:rPr>
                 <w:rStyle w:val="af2"/>
@@ -434,7 +446,7 @@
                 <w:noProof/>
                 <w:webHidden/>
               </w:rPr>
-              <w:instrText xml:space="preserve"> PAGEREF _Toc209144091 \h </w:instrText>
+              <w:instrText xml:space="preserve"> PAGEREF _Toc209299260 \h </w:instrText>
             </w:r>
             <w:r>
               <w:rPr>
@@ -480,7 +492,7 @@
               <w:lang w:eastAsia="ru-RU"/>
             </w:rPr>
           </w:pPr>
-          <w:hyperlink w:anchor="_Toc209144092" w:history="1">
+          <w:hyperlink w:anchor="_Toc209299261" w:history="1">
             <w:r>
               <w:rPr>
                 <w:rStyle w:val="af2"/>
@@ -488,7 +500,7 @@
                 <w:b/>
                 <w:noProof/>
               </w:rPr>
-              <w:t>Экстраполяция Ричардсона. Дополнительно об аппроксимации.</w:t>
+              <w:t>Экстраполяция Ричардсона. Дополнительно об аппроксимации</w:t>
             </w:r>
             <w:r>
               <w:rPr>
@@ -509,7 +521,7 @@
                 <w:noProof/>
                 <w:webHidden/>
               </w:rPr>
-              <w:instrText xml:space="preserve"> PAGEREF _Toc209144092 \h </w:instrText>
+              <w:instrText xml:space="preserve"> PAGEREF _Toc209299261 \h </w:instrText>
             </w:r>
             <w:r>
               <w:rPr>
@@ -555,7 +567,7 @@
               <w:lang w:eastAsia="ru-RU"/>
             </w:rPr>
           </w:pPr>
-          <w:hyperlink w:anchor="_Toc209144093" w:history="1">
+          <w:hyperlink w:anchor="_Toc209299262" w:history="1">
             <w:r>
               <w:rPr>
                 <w:rStyle w:val="af2"/>
@@ -584,7 +596,7 @@
                 <w:noProof/>
                 <w:webHidden/>
               </w:rPr>
-              <w:instrText xml:space="preserve"> PAGEREF _Toc209144093 \h </w:instrText>
+              <w:instrText xml:space="preserve"> PAGEREF _Toc209299262 \h </w:instrText>
             </w:r>
             <w:r>
               <w:rPr>
@@ -630,7 +642,7 @@
               <w:lang w:eastAsia="ru-RU"/>
             </w:rPr>
           </w:pPr>
-          <w:hyperlink w:anchor="_Toc209144094" w:history="1">
+          <w:hyperlink w:anchor="_Toc209299263" w:history="1">
             <w:r>
               <w:rPr>
                 <w:rStyle w:val="af2"/>
@@ -659,7 +671,7 @@
                 <w:noProof/>
                 <w:webHidden/>
               </w:rPr>
-              <w:instrText xml:space="preserve"> PAGEREF _Toc209144094 \h </w:instrText>
+              <w:instrText xml:space="preserve"> PAGEREF _Toc209299263 \h </w:instrText>
             </w:r>
             <w:r>
               <w:rPr>
@@ -780,7 +792,7 @@
           <w:szCs w:val="28"/>
         </w:rPr>
       </w:pPr>
-      <w:bookmarkStart w:id="0" w:name="_Toc209144087"/>
+      <w:bookmarkStart w:id="0" w:name="_Toc209299256"/>
       <w:r>
         <w:rPr>
           <w:rStyle w:val="af1"/>
@@ -799,7 +811,7 @@
         <w:autoSpaceDE w:val="0"/>
         <w:autoSpaceDN w:val="0"/>
         <w:spacing w:before="10" w:after="0" w:line="276" w:lineRule="auto"/>
-        <w:ind w:right="191"/>
+        <w:ind w:right="191" w:firstLine="708"/>
         <w:jc w:val="both"/>
         <w:rPr>
           <w:rFonts w:ascii="Times New Roman" w:eastAsia="Times New Roman" w:hAnsi="Times New Roman" w:cs="Times New Roman"/>
@@ -854,9 +866,8 @@
           <w:szCs w:val="28"/>
           <w14:ligatures w14:val="none"/>
         </w:rPr>
-        <w:t xml:space="preserve">тей в вычислительной </w:t>
-      </w:r>
-      <w:proofErr w:type="gramStart"/>
+        <w:t xml:space="preserve">тей в вычислительной математике </w:t>
+      </w:r>
       <w:r>
         <w:rPr>
           <w:rFonts w:ascii="Times New Roman" w:eastAsia="Times New Roman" w:hAnsi="Times New Roman" w:cs="Times New Roman"/>
@@ -866,7 +877,7 @@
           <w:szCs w:val="28"/>
           <w14:ligatures w14:val="none"/>
         </w:rPr>
-        <w:t>математике.</w:t>
+        <w:t>[2]</w:t>
       </w:r>
       <w:r>
         <w:rPr>
@@ -877,19 +888,7 @@
           <w:szCs w:val="28"/>
           <w14:ligatures w14:val="none"/>
         </w:rPr>
-        <w:t>[</w:t>
-      </w:r>
-      <w:proofErr w:type="gramEnd"/>
-      <w:r>
-        <w:rPr>
-          <w:rFonts w:ascii="Times New Roman" w:eastAsia="Times New Roman" w:hAnsi="Times New Roman" w:cs="Times New Roman"/>
-          <w:bCs/>
-          <w:kern w:val="0"/>
-          <w:sz w:val="28"/>
-          <w:szCs w:val="28"/>
-          <w14:ligatures w14:val="none"/>
-        </w:rPr>
-        <w:t>2]</w:t>
+        <w:t xml:space="preserve">. </w:t>
       </w:r>
       <w:r>
         <w:rPr>
@@ -909,7 +908,7 @@
         <w:autoSpaceDE w:val="0"/>
         <w:autoSpaceDN w:val="0"/>
         <w:spacing w:before="10" w:after="0" w:line="276" w:lineRule="auto"/>
-        <w:ind w:right="191"/>
+        <w:ind w:right="191" w:firstLine="708"/>
         <w:jc w:val="both"/>
         <w:rPr>
           <w:rFonts w:ascii="Times New Roman" w:eastAsia="Times New Roman" w:hAnsi="Times New Roman" w:cs="Times New Roman"/>
@@ -929,18 +928,19 @@
           <w:szCs w:val="28"/>
           <w14:ligatures w14:val="none"/>
         </w:rPr>
-        <w:t>Пусть задана последовательность A(h), зависящая от параметра h, такая что</w:t>
+        <w:t xml:space="preserve">Пусть задана последовательность </w:t>
       </w:r>
       <w:r>
         <w:rPr>
           <w:rFonts w:ascii="Times New Roman" w:eastAsia="Times New Roman" w:hAnsi="Times New Roman" w:cs="Times New Roman"/>
           <w:bCs/>
-          <w:kern w:val="0"/>
-          <w:sz w:val="28"/>
-          <w:szCs w:val="28"/>
-          <w14:ligatures w14:val="none"/>
-        </w:rPr>
-        <w:t>[2]</w:t>
+          <w:i/>
+          <w:kern w:val="0"/>
+          <w:sz w:val="28"/>
+          <w:szCs w:val="28"/>
+          <w14:ligatures w14:val="none"/>
+        </w:rPr>
+        <w:t>A(h)</w:t>
       </w:r>
       <w:r>
         <w:rPr>
@@ -951,7 +951,65 @@
           <w:szCs w:val="28"/>
           <w14:ligatures w14:val="none"/>
         </w:rPr>
-        <w:t>:</w:t>
+        <w:t>,</w:t>
+      </w:r>
+      <w:r>
+        <w:rPr>
+          <w:rFonts w:ascii="Times New Roman" w:eastAsia="Times New Roman" w:hAnsi="Times New Roman" w:cs="Times New Roman"/>
+          <w:bCs/>
+          <w:kern w:val="0"/>
+          <w:sz w:val="28"/>
+          <w:szCs w:val="28"/>
+          <w14:ligatures w14:val="none"/>
+        </w:rPr>
+        <w:t xml:space="preserve"> зависящая от параметра </w:t>
+      </w:r>
+      <w:proofErr w:type="gramStart"/>
+      <w:r>
+        <w:rPr>
+          <w:rFonts w:ascii="Times New Roman" w:eastAsia="Times New Roman" w:hAnsi="Times New Roman" w:cs="Times New Roman"/>
+          <w:bCs/>
+          <w:i/>
+          <w:kern w:val="0"/>
+          <w:sz w:val="28"/>
+          <w:szCs w:val="28"/>
+          <w14:ligatures w14:val="none"/>
+        </w:rPr>
+        <w:t>h</w:t>
+      </w:r>
+      <w:r>
+        <w:rPr>
+          <w:rFonts w:ascii="Times New Roman" w:eastAsia="Times New Roman" w:hAnsi="Times New Roman" w:cs="Times New Roman"/>
+          <w:bCs/>
+          <w:kern w:val="0"/>
+          <w:sz w:val="28"/>
+          <w:szCs w:val="28"/>
+          <w14:ligatures w14:val="none"/>
+        </w:rPr>
+        <w:t xml:space="preserve"> </w:t>
+      </w:r>
+      <w:r>
+        <w:rPr>
+          <w:rFonts w:ascii="Times New Roman" w:eastAsia="Times New Roman" w:hAnsi="Times New Roman" w:cs="Times New Roman"/>
+          <w:bCs/>
+          <w:kern w:val="0"/>
+          <w:sz w:val="28"/>
+          <w:szCs w:val="28"/>
+          <w14:ligatures w14:val="none"/>
+        </w:rPr>
+        <w:t>,</w:t>
+      </w:r>
+      <w:proofErr w:type="gramEnd"/>
+      <w:r>
+        <w:rPr>
+          <w:rFonts w:ascii="Times New Roman" w:eastAsia="Times New Roman" w:hAnsi="Times New Roman" w:cs="Times New Roman"/>
+          <w:bCs/>
+          <w:kern w:val="0"/>
+          <w:sz w:val="28"/>
+          <w:szCs w:val="28"/>
+          <w14:ligatures w14:val="none"/>
+        </w:rPr>
+        <w:t xml:space="preserve"> такая что:</w:t>
       </w:r>
     </w:p>
     <w:p>
@@ -1491,7 +1549,7 @@
         <w:autoSpaceDE w:val="0"/>
         <w:autoSpaceDN w:val="0"/>
         <w:spacing w:before="10" w:after="0" w:line="276" w:lineRule="auto"/>
-        <w:ind w:right="191"/>
+        <w:ind w:right="191" w:firstLine="708"/>
         <w:jc w:val="both"/>
         <w:rPr>
           <w:rFonts w:ascii="Times New Roman" w:eastAsia="Times New Roman" w:hAnsi="Times New Roman" w:cs="Times New Roman"/>
@@ -1511,7 +1569,18 @@
           <w:szCs w:val="28"/>
           <w14:ligatures w14:val="none"/>
         </w:rPr>
-        <w:t xml:space="preserve">где </w:t>
+        <w:t>Г</w:t>
+      </w:r>
+      <w:r>
+        <w:rPr>
+          <w:rFonts w:ascii="Times New Roman" w:eastAsia="Times New Roman" w:hAnsi="Times New Roman" w:cs="Times New Roman"/>
+          <w:bCs/>
+          <w:kern w:val="0"/>
+          <w:sz w:val="28"/>
+          <w:szCs w:val="28"/>
+          <w14:ligatures w14:val="none"/>
+        </w:rPr>
+        <w:t xml:space="preserve">де </w:t>
       </w:r>
       <w:r>
         <w:rPr>
@@ -1901,12 +1970,46 @@
         <w:rPr>
           <w:rFonts w:ascii="Times New Roman" w:eastAsia="Times New Roman" w:hAnsi="Times New Roman" w:cs="Times New Roman"/>
           <w:bCs/>
-          <w:kern w:val="0"/>
-          <w:sz w:val="28"/>
-          <w:szCs w:val="28"/>
-          <w14:ligatures w14:val="none"/>
-        </w:rPr>
-        <w:t>h, путём комбинации вычислений при различных значениях параметра.</w:t>
+          <w:i/>
+          <w:kern w:val="0"/>
+          <w:sz w:val="28"/>
+          <w:szCs w:val="28"/>
+          <w14:ligatures w14:val="none"/>
+        </w:rPr>
+        <w:t>h</w:t>
+      </w:r>
+      <w:r>
+        <w:rPr>
+          <w:rFonts w:ascii="Times New Roman" w:eastAsia="Times New Roman" w:hAnsi="Times New Roman" w:cs="Times New Roman"/>
+          <w:bCs/>
+          <w:kern w:val="0"/>
+          <w:sz w:val="28"/>
+          <w:szCs w:val="28"/>
+          <w14:ligatures w14:val="none"/>
+        </w:rPr>
+        <w:t>, путём комбинации вычислений при различных значениях параметра</w:t>
+      </w:r>
+      <w:r>
+        <w:rPr>
+          <w:rFonts w:ascii="Times New Roman" w:eastAsia="Times New Roman" w:hAnsi="Times New Roman" w:cs="Times New Roman"/>
+          <w:bCs/>
+          <w:kern w:val="0"/>
+          <w:sz w:val="28"/>
+          <w:szCs w:val="28"/>
+          <w14:ligatures w14:val="none"/>
+        </w:rPr>
+        <w:t xml:space="preserve"> [2]</w:t>
+      </w:r>
+      <w:r>
+        <w:rPr>
+          <w:rFonts w:ascii="Times New Roman" w:eastAsia="Times New Roman" w:hAnsi="Times New Roman" w:cs="Times New Roman"/>
+          <w:bCs/>
+          <w:kern w:val="0"/>
+          <w:sz w:val="28"/>
+          <w:szCs w:val="28"/>
+          <w14:ligatures w14:val="none"/>
+        </w:rPr>
+        <w:t>.</w:t>
       </w:r>
     </w:p>
     <w:p>
@@ -2320,7 +2423,30 @@
           <w:szCs w:val="28"/>
           <w14:ligatures w14:val="none"/>
         </w:rPr>
-        <w:t>где c=</w:t>
+        <w:t>Г</w:t>
+      </w:r>
+      <w:r>
+        <w:rPr>
+          <w:rFonts w:ascii="Times New Roman" w:eastAsia="Times New Roman" w:hAnsi="Times New Roman" w:cs="Times New Roman"/>
+          <w:bCs/>
+          <w:kern w:val="0"/>
+          <w:sz w:val="28"/>
+          <w:szCs w:val="28"/>
+          <w14:ligatures w14:val="none"/>
+        </w:rPr>
+        <w:t>де c</w:t>
+      </w:r>
+      <w:proofErr w:type="gramStart"/>
+      <w:r>
+        <w:rPr>
+          <w:rFonts w:ascii="Times New Roman" w:eastAsia="Times New Roman" w:hAnsi="Times New Roman" w:cs="Times New Roman"/>
+          <w:bCs/>
+          <w:kern w:val="0"/>
+          <w:sz w:val="28"/>
+          <w:szCs w:val="28"/>
+          <w14:ligatures w14:val="none"/>
+        </w:rPr>
+        <w:t>=</w:t>
       </w:r>
       <m:oMath>
         <m:sSup>
@@ -2462,7 +2588,19 @@
           <w:szCs w:val="28"/>
           <w14:ligatures w14:val="none"/>
         </w:rPr>
-        <w:t>— параметр измельчения. Нетрудно показать, что:</w:t>
+        <w:t>—</w:t>
+      </w:r>
+      <w:proofErr w:type="gramEnd"/>
+      <w:r>
+        <w:rPr>
+          <w:rFonts w:ascii="Times New Roman" w:eastAsia="Times New Roman" w:hAnsi="Times New Roman" w:cs="Times New Roman"/>
+          <w:bCs/>
+          <w:kern w:val="0"/>
+          <w:sz w:val="28"/>
+          <w:szCs w:val="28"/>
+          <w14:ligatures w14:val="none"/>
+        </w:rPr>
+        <w:t xml:space="preserve"> параметр измельчения. Нетрудно показать, что:</w:t>
       </w:r>
     </w:p>
     <w:p>
@@ -2980,25 +3118,6 @@
     </w:p>
     <w:p>
       <w:pPr>
-        <w:widowControl w:val="0"/>
-        <w:autoSpaceDE w:val="0"/>
-        <w:autoSpaceDN w:val="0"/>
-        <w:spacing w:before="10" w:after="0" w:line="276" w:lineRule="auto"/>
-        <w:ind w:right="191"/>
-        <w:jc w:val="both"/>
-        <w:rPr>
-          <w:rFonts w:ascii="Times New Roman" w:eastAsia="Times New Roman" w:hAnsi="Times New Roman" w:cs="Times New Roman"/>
-          <w:b/>
-          <w:bCs/>
-          <w:kern w:val="0"/>
-          <w:sz w:val="28"/>
-          <w:szCs w:val="28"/>
-          <w14:ligatures w14:val="none"/>
-        </w:rPr>
-      </w:pPr>
-    </w:p>
-    <w:p>
-      <w:pPr>
         <w:pStyle w:val="a3"/>
         <w:spacing w:line="276" w:lineRule="auto"/>
         <w:rPr>
@@ -3022,7 +3141,7 @@
           <w:szCs w:val="28"/>
         </w:rPr>
       </w:pPr>
-      <w:bookmarkStart w:id="1" w:name="_Toc209144088"/>
+      <w:bookmarkStart w:id="1" w:name="_Toc209299257"/>
       <w:r>
         <w:rPr>
           <w:rFonts w:ascii="Times New Roman" w:eastAsia="Times New Roman" w:hAnsi="Times New Roman" w:cs="Times New Roman"/>
@@ -3030,6 +3149,7 @@
           <w:sz w:val="28"/>
           <w:szCs w:val="28"/>
         </w:rPr>
+        <w:lastRenderedPageBreak/>
         <w:t>Постановка математической задачи</w:t>
       </w:r>
       <w:bookmarkEnd w:id="1"/>
@@ -3560,7 +3680,16 @@
           <w:sz w:val="28"/>
           <w:szCs w:val="28"/>
         </w:rPr>
-        <w:t xml:space="preserve">Предполагается, что погрешность </w:t>
+        <w:t xml:space="preserve">Предполагается, что </w:t>
+      </w:r>
+      <w:proofErr w:type="gramStart"/>
+      <w:r>
+        <w:rPr>
+          <w:rFonts w:ascii="Times New Roman" w:eastAsiaTheme="minorEastAsia" w:hAnsi="Times New Roman" w:cs="Times New Roman"/>
+          <w:sz w:val="28"/>
+          <w:szCs w:val="28"/>
+        </w:rPr>
+        <w:t xml:space="preserve">погрешность </w:t>
       </w:r>
       <m:oMath>
         <m:sSub>
@@ -3619,7 +3748,40 @@
           <w:sz w:val="28"/>
           <w:szCs w:val="28"/>
         </w:rPr>
-        <w:t xml:space="preserve"> допускает разложение по степеням.</w:t>
+        <w:t xml:space="preserve"> допускает</w:t>
+      </w:r>
+      <w:proofErr w:type="gramEnd"/>
+      <w:r>
+        <w:rPr>
+          <w:rFonts w:ascii="Times New Roman" w:eastAsiaTheme="minorEastAsia" w:hAnsi="Times New Roman" w:cs="Times New Roman"/>
+          <w:sz w:val="28"/>
+          <w:szCs w:val="28"/>
+        </w:rPr>
+        <w:t xml:space="preserve"> разложение по степеням</w:t>
+      </w:r>
+      <w:r>
+        <w:rPr>
+          <w:rFonts w:ascii="Times New Roman" w:eastAsiaTheme="minorEastAsia" w:hAnsi="Times New Roman" w:cs="Times New Roman"/>
+          <w:sz w:val="28"/>
+          <w:szCs w:val="28"/>
+        </w:rPr>
+        <w:t xml:space="preserve"> </w:t>
+      </w:r>
+      <w:r>
+        <w:rPr>
+          <w:rFonts w:ascii="Times New Roman" w:eastAsiaTheme="minorEastAsia" w:hAnsi="Times New Roman" w:cs="Times New Roman"/>
+          <w:sz w:val="28"/>
+          <w:szCs w:val="28"/>
+        </w:rPr>
+        <w:t>[1]</w:t>
+      </w:r>
+      <w:r>
+        <w:rPr>
+          <w:rFonts w:ascii="Times New Roman" w:eastAsiaTheme="minorEastAsia" w:hAnsi="Times New Roman" w:cs="Times New Roman"/>
+          <w:sz w:val="28"/>
+          <w:szCs w:val="28"/>
+        </w:rPr>
+        <w:t>.</w:t>
       </w:r>
     </w:p>
     <w:p>
@@ -4095,20 +4257,21 @@
     </w:p>
     <w:p>
       <w:pPr>
-        <w:spacing w:line="276" w:lineRule="auto"/>
-      </w:pPr>
-    </w:p>
-    <w:p>
-      <w:pPr>
         <w:pStyle w:val="a3"/>
         <w:spacing w:line="276" w:lineRule="auto"/>
         <w:outlineLvl w:val="0"/>
         <w:rPr>
-          <w:rStyle w:val="af1"/>
-          <w:rFonts w:ascii="Times New Roman" w:hAnsi="Times New Roman" w:cs="Times New Roman"/>
-          <w:sz w:val="28"/>
-          <w:szCs w:val="28"/>
-        </w:rPr>
+          <w:rFonts w:asciiTheme="minorHAnsi" w:eastAsiaTheme="minorHAnsi" w:hAnsiTheme="minorHAnsi" w:cstheme="minorBidi"/>
+          <w:spacing w:val="0"/>
+          <w:kern w:val="2"/>
+          <w:sz w:val="22"/>
+          <w:szCs w:val="22"/>
+        </w:rPr>
+      </w:pPr>
+    </w:p>
+    <w:p>
+      <w:pPr>
+        <w:spacing w:line="276" w:lineRule="auto"/>
       </w:pPr>
     </w:p>
     <w:p>
@@ -4125,7 +4288,7 @@
           <w14:ligatures w14:val="none"/>
         </w:rPr>
       </w:pPr>
-      <w:bookmarkStart w:id="2" w:name="_Toc209144089"/>
+      <w:bookmarkStart w:id="2" w:name="_Toc209299258"/>
       <w:r>
         <w:rPr>
           <w:rStyle w:val="af1"/>
@@ -4133,17 +4296,8 @@
           <w:sz w:val="28"/>
           <w:szCs w:val="28"/>
         </w:rPr>
+        <w:lastRenderedPageBreak/>
         <w:t>Метод экстраполяции Ричардсона</w:t>
-      </w:r>
-      <w:r>
-        <w:rPr>
-          <w:rFonts w:ascii="Times New Roman" w:eastAsia="Times New Roman" w:hAnsi="Times New Roman" w:cs="Times New Roman"/>
-          <w:kern w:val="0"/>
-          <w:sz w:val="28"/>
-          <w:szCs w:val="28"/>
-          <w14:ligatures w14:val="none"/>
-        </w:rPr>
-        <w:t>.</w:t>
       </w:r>
       <w:bookmarkEnd w:id="2"/>
     </w:p>
@@ -4411,7 +4565,18 @@
           <w:szCs w:val="28"/>
           <w14:ligatures w14:val="none"/>
         </w:rPr>
-        <w:t xml:space="preserve"> (0,</w:t>
+        <w:t xml:space="preserve"> (</w:t>
+      </w:r>
+      <w:proofErr w:type="gramStart"/>
+      <w:r>
+        <w:rPr>
+          <w:rFonts w:ascii="Times New Roman" w:eastAsia="Cambria Math" w:hAnsi="Times New Roman" w:cs="Times New Roman"/>
+          <w:kern w:val="0"/>
+          <w:sz w:val="28"/>
+          <w:szCs w:val="28"/>
+          <w14:ligatures w14:val="none"/>
+        </w:rPr>
+        <w:t>0,</w:t>
       </w:r>
       <w:r>
         <w:rPr>
@@ -4422,7 +4587,19 @@
           <w:szCs w:val="28"/>
           <w14:ligatures w14:val="none"/>
         </w:rPr>
-        <w:t>b] (b&gt;0)</w:t>
+        <w:t>b</w:t>
+      </w:r>
+      <w:proofErr w:type="gramEnd"/>
+      <w:r>
+        <w:rPr>
+          <w:rFonts w:ascii="Times New Roman" w:eastAsia="Cambria Math" w:hAnsi="Times New Roman" w:cs="Times New Roman"/>
+          <w:i/>
+          <w:kern w:val="0"/>
+          <w:sz w:val="28"/>
+          <w:szCs w:val="28"/>
+          <w14:ligatures w14:val="none"/>
+        </w:rPr>
+        <w:t>] (b&gt;0)</w:t>
       </w:r>
       <w:r>
         <w:rPr>
@@ -4453,26 +4630,38 @@
           <w:szCs w:val="28"/>
           <w14:ligatures w14:val="none"/>
         </w:rPr>
-        <w:t xml:space="preserve">может быть как дискретным, так и непрерывным параметром. </w:t>
-      </w:r>
-    </w:p>
-    <w:p>
-      <w:pPr>
-        <w:widowControl w:val="0"/>
-        <w:autoSpaceDE w:val="0"/>
-        <w:autoSpaceDN w:val="0"/>
-        <w:spacing w:before="6" w:after="0" w:line="276" w:lineRule="auto"/>
-        <w:ind w:firstLine="709"/>
-        <w:jc w:val="both"/>
-        <w:rPr>
-          <w:rFonts w:ascii="Times New Roman" w:eastAsia="Cambria Math" w:hAnsi="Times New Roman" w:cs="Times New Roman"/>
-          <w:kern w:val="0"/>
-          <w:position w:val="2"/>
-          <w:sz w:val="28"/>
-          <w:szCs w:val="28"/>
-          <w14:ligatures w14:val="none"/>
-        </w:rPr>
-      </w:pPr>
+        <w:t>может быть как дискретным, так и непрерывным параметром</w:t>
+      </w:r>
+      <w:r>
+        <w:rPr>
+          <w:rFonts w:ascii="Times New Roman" w:eastAsia="Cambria Math" w:hAnsi="Times New Roman" w:cs="Times New Roman"/>
+          <w:kern w:val="0"/>
+          <w:sz w:val="28"/>
+          <w:szCs w:val="28"/>
+          <w14:ligatures w14:val="none"/>
+        </w:rPr>
+        <w:t xml:space="preserve"> </w:t>
+      </w:r>
+      <w:r>
+        <w:rPr>
+          <w:rFonts w:ascii="Times New Roman" w:eastAsia="Cambria Math" w:hAnsi="Times New Roman" w:cs="Times New Roman"/>
+          <w:kern w:val="0"/>
+          <w:sz w:val="28"/>
+          <w:szCs w:val="28"/>
+          <w14:ligatures w14:val="none"/>
+        </w:rPr>
+        <w:t>[3]</w:t>
+      </w:r>
+      <w:r>
+        <w:rPr>
+          <w:rFonts w:ascii="Times New Roman" w:eastAsia="Cambria Math" w:hAnsi="Times New Roman" w:cs="Times New Roman"/>
+          <w:kern w:val="0"/>
+          <w:sz w:val="28"/>
+          <w:szCs w:val="28"/>
+          <w14:ligatures w14:val="none"/>
+        </w:rPr>
+        <w:t xml:space="preserve">. </w:t>
+      </w:r>
       <w:r>
         <w:rPr>
           <w:rFonts w:ascii="Times New Roman" w:eastAsia="Cambria Math" w:hAnsi="Times New Roman" w:cs="Times New Roman"/>
@@ -4719,19 +4908,6 @@
       </w:r>
       <w:r>
         <w:rPr>
-          <w:rFonts w:ascii="Times New Roman" w:eastAsia="Cambria Math" w:hAnsi="Times New Roman" w:cs="Times New Roman"/>
-          <w:spacing w:val="-4"/>
-          <w:w w:val="105"/>
-          <w:kern w:val="0"/>
-          <w:position w:val="2"/>
-          <w:sz w:val="28"/>
-          <w:szCs w:val="28"/>
-          <w14:ligatures w14:val="none"/>
-        </w:rPr>
-        <w:t xml:space="preserve"> </w:t>
-      </w:r>
-      <w:r>
-        <w:rPr>
           <w:rFonts w:ascii="Times New Roman" w:eastAsia="Cambria" w:hAnsi="Times New Roman" w:cs="Times New Roman"/>
           <w:i/>
           <w:w w:val="105"/>
@@ -4897,7 +5073,19 @@
           <w:szCs w:val="28"/>
           <w14:ligatures w14:val="none"/>
         </w:rPr>
-        <w:t>(0,</w:t>
+        <w:t>(</w:t>
+      </w:r>
+      <w:proofErr w:type="gramStart"/>
+      <w:r>
+        <w:rPr>
+          <w:rFonts w:ascii="Times New Roman" w:eastAsia="Cambria Math" w:hAnsi="Times New Roman" w:cs="Times New Roman"/>
+          <w:kern w:val="0"/>
+          <w:position w:val="2"/>
+          <w:sz w:val="28"/>
+          <w:szCs w:val="28"/>
+          <w14:ligatures w14:val="none"/>
+        </w:rPr>
+        <w:t>0,</w:t>
       </w:r>
       <w:r>
         <w:rPr>
@@ -4909,7 +5097,20 @@
           <w:szCs w:val="28"/>
           <w14:ligatures w14:val="none"/>
         </w:rPr>
-        <w:t>b]</w:t>
+        <w:t>b</w:t>
+      </w:r>
+      <w:proofErr w:type="gramEnd"/>
+      <w:r>
+        <w:rPr>
+          <w:rFonts w:ascii="Times New Roman" w:eastAsia="Cambria" w:hAnsi="Times New Roman" w:cs="Times New Roman"/>
+          <w:i/>
+          <w:kern w:val="0"/>
+          <w:position w:val="2"/>
+          <w:sz w:val="28"/>
+          <w:szCs w:val="28"/>
+          <w14:ligatures w14:val="none"/>
+        </w:rPr>
+        <w:t>]</w:t>
       </w:r>
       <w:r>
         <w:rPr>
@@ -5152,7 +5353,6 @@
         <w:autoSpaceDE w:val="0"/>
         <w:autoSpaceDN w:val="0"/>
         <w:spacing w:before="6" w:after="0" w:line="276" w:lineRule="auto"/>
-        <w:ind w:firstLine="709"/>
         <w:jc w:val="both"/>
         <w:rPr>
           <w:rFonts w:ascii="Times New Roman" w:eastAsia="Cambria Math" w:hAnsi="Times New Roman" w:cs="Times New Roman"/>
@@ -6102,7 +6302,27 @@
           <w:szCs w:val="28"/>
           <w14:ligatures w14:val="none"/>
         </w:rPr>
-        <w:t>→0+.</w:t>
+        <w:t>→0+</w:t>
+      </w:r>
+      <w:r>
+        <w:rPr>
+          <w:rFonts w:ascii="Times New Roman" w:eastAsia="Cambria Math" w:hAnsi="Times New Roman" w:cs="Times New Roman"/>
+          <w:kern w:val="0"/>
+          <w:sz w:val="28"/>
+          <w:szCs w:val="28"/>
+          <w14:ligatures w14:val="none"/>
+        </w:rPr>
+        <w:t xml:space="preserve"> [3]</w:t>
+      </w:r>
+      <w:r>
+        <w:rPr>
+          <w:rFonts w:ascii="Times New Roman" w:eastAsia="Cambria Math" w:hAnsi="Times New Roman" w:cs="Times New Roman"/>
+          <w:kern w:val="0"/>
+          <w:sz w:val="28"/>
+          <w:szCs w:val="28"/>
+          <w14:ligatures w14:val="none"/>
+        </w:rPr>
+        <w:t>.</w:t>
       </w:r>
     </w:p>
     <w:p>
@@ -6150,7 +6370,19 @@
           <w:szCs w:val="28"/>
           <w14:ligatures w14:val="none"/>
         </w:rPr>
-        <w:t xml:space="preserve"> допускает при </w:t>
+        <w:t xml:space="preserve"> допускает </w:t>
+      </w:r>
+      <w:proofErr w:type="gramStart"/>
+      <w:r>
+        <w:rPr>
+          <w:rFonts w:ascii="Times New Roman" w:eastAsia="Cambria Math" w:hAnsi="Times New Roman" w:cs="Times New Roman"/>
+          <w:spacing w:val="-4"/>
+          <w:kern w:val="0"/>
+          <w:sz w:val="28"/>
+          <w:szCs w:val="28"/>
+          <w14:ligatures w14:val="none"/>
+        </w:rPr>
+        <w:t xml:space="preserve">при </w:t>
       </w:r>
       <m:oMath>
         <m:limLow>
@@ -6244,17 +6476,16 @@
           <w:sz w:val="28"/>
           <w:szCs w:val="28"/>
         </w:rPr>
-        <w:t>асимптотическое разложение следующего вида:</w:t>
-      </w:r>
-      <w:r>
-        <w:rPr>
-          <w:rFonts w:ascii="Times New Roman" w:eastAsia="Cambria Math" w:hAnsi="Times New Roman" w:cs="Times New Roman"/>
-          <w:kern w:val="0"/>
-          <w:sz w:val="28"/>
-          <w:szCs w:val="28"/>
-          <w14:ligatures w14:val="none"/>
-        </w:rPr>
-        <w:t>.</w:t>
+        <w:t>асимптотическое</w:t>
+      </w:r>
+      <w:proofErr w:type="gramEnd"/>
+      <w:r>
+        <w:rPr>
+          <w:rFonts w:ascii="Times New Roman" w:hAnsi="Times New Roman" w:cs="Times New Roman"/>
+          <w:sz w:val="28"/>
+          <w:szCs w:val="28"/>
+        </w:rPr>
+        <w:t xml:space="preserve"> разложение следующего вида:</w:t>
       </w:r>
     </w:p>
     <w:p>
@@ -6289,6 +6520,7 @@
           <w:position w:val="2"/>
           <w:sz w:val="28"/>
           <w:szCs w:val="28"/>
+          <w:lang w:val="en-US"/>
           <w14:ligatures w14:val="none"/>
         </w:rPr>
       </w:pPr>
@@ -6684,7 +6916,7 @@
                   <w:szCs w:val="28"/>
                   <w14:ligatures w14:val="none"/>
                 </w:rPr>
-                <m:t>/ #</m:t>
+                <m:t>#</m:t>
               </m:r>
               <m:d>
                 <m:dPr>
@@ -6798,6 +7030,7 @@
         </w:rPr>
         <w:t xml:space="preserve"> </w:t>
       </w:r>
+      <w:proofErr w:type="gramStart"/>
       <w:r>
         <w:rPr>
           <w:rFonts w:ascii="Times New Roman" w:eastAsia="Cambria Math" w:hAnsi="Times New Roman" w:cs="Times New Roman"/>
@@ -6926,7 +7159,18 @@
           <w:szCs w:val="28"/>
           <w14:ligatures w14:val="none"/>
         </w:rPr>
-        <w:t xml:space="preserve">удовлетворяет равенству для элементов </w:t>
+        <w:t>удовлетворяет</w:t>
+      </w:r>
+      <w:proofErr w:type="gramEnd"/>
+      <w:r>
+        <w:rPr>
+          <w:rFonts w:ascii="Cambria Math" w:eastAsia="Cambria Math" w:hAnsi="Cambria Math" w:cs="Times New Roman"/>
+          <w:kern w:val="0"/>
+          <w:sz w:val="28"/>
+          <w:szCs w:val="28"/>
+          <w14:ligatures w14:val="none"/>
+        </w:rPr>
+        <w:t xml:space="preserve"> равенству для элементов </w:t>
       </w:r>
       <w:r>
         <w:rPr>
@@ -6950,25 +7194,8 @@
           <w:szCs w:val="28"/>
           <w14:ligatures w14:val="none"/>
         </w:rPr>
-        <w:t>,</w:t>
-      </w:r>
-    </w:p>
-    <w:p>
-      <w:pPr>
-        <w:widowControl w:val="0"/>
-        <w:autoSpaceDE w:val="0"/>
-        <w:autoSpaceDN w:val="0"/>
-        <w:spacing w:after="120" w:line="276" w:lineRule="auto"/>
-        <w:jc w:val="both"/>
-        <w:rPr>
-          <w:rFonts w:ascii="Times New Roman" w:eastAsia="Cambria Math" w:hAnsi="Times New Roman" w:cs="Times New Roman"/>
-          <w:kern w:val="0"/>
-          <w:position w:val="2"/>
-          <w:sz w:val="28"/>
-          <w:szCs w:val="28"/>
-          <w14:ligatures w14:val="none"/>
-        </w:rPr>
-      </w:pPr>
+        <w:t xml:space="preserve">, </w:t>
+      </w:r>
       <w:r>
         <w:rPr>
           <w:rFonts w:ascii="Times New Roman" w:eastAsia="Cambria Math" w:hAnsi="Times New Roman" w:cs="Times New Roman"/>
@@ -8772,7 +8999,40 @@
           <w:szCs w:val="28"/>
           <w14:ligatures w14:val="none"/>
         </w:rPr>
-        <w:t xml:space="preserve"> они нам не нужны. </w:t>
+        <w:t xml:space="preserve"> они нам не нужны</w:t>
+      </w:r>
+      <w:r>
+        <w:rPr>
+          <w:rFonts w:ascii="Times New Roman" w:eastAsia="Cambria Math" w:hAnsi="Times New Roman" w:cs="Times New Roman"/>
+          <w:kern w:val="0"/>
+          <w:position w:val="2"/>
+          <w:sz w:val="28"/>
+          <w:szCs w:val="28"/>
+          <w14:ligatures w14:val="none"/>
+        </w:rPr>
+        <w:t xml:space="preserve"> </w:t>
+      </w:r>
+      <w:r>
+        <w:rPr>
+          <w:rFonts w:ascii="Times New Roman" w:eastAsia="Cambria Math" w:hAnsi="Times New Roman" w:cs="Times New Roman"/>
+          <w:kern w:val="0"/>
+          <w:position w:val="2"/>
+          <w:sz w:val="28"/>
+          <w:szCs w:val="28"/>
+          <w14:ligatures w14:val="none"/>
+        </w:rPr>
+        <w:t>[3]</w:t>
+      </w:r>
+      <w:r>
+        <w:rPr>
+          <w:rFonts w:ascii="Times New Roman" w:eastAsia="Cambria Math" w:hAnsi="Times New Roman" w:cs="Times New Roman"/>
+          <w:kern w:val="0"/>
+          <w:position w:val="2"/>
+          <w:sz w:val="28"/>
+          <w:szCs w:val="28"/>
+          <w14:ligatures w14:val="none"/>
+        </w:rPr>
+        <w:t xml:space="preserve">. </w:t>
       </w:r>
     </w:p>
     <w:p>
@@ -9066,7 +9326,17 @@
           <w:sz w:val="28"/>
           <w:szCs w:val="28"/>
         </w:rPr>
-        <w:t xml:space="preserve"> нужно избавиться от </w:t>
+        <w:t xml:space="preserve"> нужно избавиться </w:t>
+      </w:r>
+      <w:proofErr w:type="gramStart"/>
+      <w:r>
+        <w:rPr>
+          <w:rStyle w:val="katex-mathml"/>
+          <w:rFonts w:ascii="Times New Roman" w:hAnsi="Times New Roman" w:cs="Times New Roman"/>
+          <w:sz w:val="28"/>
+          <w:szCs w:val="28"/>
+        </w:rPr>
+        <w:t xml:space="preserve">от </w:t>
       </w:r>
       <m:oMath>
         <m:sSup>
@@ -9154,17 +9424,16 @@
           <w:sz w:val="28"/>
           <w:szCs w:val="28"/>
         </w:rPr>
-        <w:t>с помощью метода экстраполяции Ричардсона.</w:t>
-      </w:r>
-      <w:r>
-        <w:rPr>
-          <w:rFonts w:ascii="Times New Roman" w:eastAsia="Cambria Math" w:hAnsi="Times New Roman" w:cs="Times New Roman"/>
-          <w:kern w:val="0"/>
-          <w:sz w:val="28"/>
-          <w:szCs w:val="28"/>
-          <w14:ligatures w14:val="none"/>
-        </w:rPr>
-        <w:t>.</w:t>
+        <w:t>с</w:t>
+      </w:r>
+      <w:proofErr w:type="gramEnd"/>
+      <w:r>
+        <w:rPr>
+          <w:rFonts w:ascii="Times New Roman" w:hAnsi="Times New Roman" w:cs="Times New Roman"/>
+          <w:sz w:val="28"/>
+          <w:szCs w:val="28"/>
+        </w:rPr>
+        <w:t xml:space="preserve"> помощью метода экстраполяции Ричардсона.</w:t>
       </w:r>
       <w:r>
         <w:rPr>
@@ -9176,23 +9445,6 @@
         </w:rPr>
         <w:t xml:space="preserve"> </w:t>
       </w:r>
-    </w:p>
-    <w:p>
-      <w:pPr>
-        <w:widowControl w:val="0"/>
-        <w:autoSpaceDE w:val="0"/>
-        <w:autoSpaceDN w:val="0"/>
-        <w:spacing w:before="5" w:after="0" w:line="276" w:lineRule="auto"/>
-        <w:ind w:right="3040" w:firstLine="709"/>
-        <w:jc w:val="both"/>
-        <w:rPr>
-          <w:rFonts w:ascii="Cambria Math" w:eastAsia="Cambria Math" w:hAnsi="Cambria Math" w:cs="Cambria Math"/>
-          <w:kern w:val="0"/>
-          <w:sz w:val="28"/>
-          <w:szCs w:val="28"/>
-          <w14:ligatures w14:val="none"/>
-        </w:rPr>
-      </w:pPr>
       <w:r>
         <w:rPr>
           <w:rFonts w:ascii="Times New Roman" w:eastAsia="Cambria Math" w:hAnsi="Times New Roman" w:cs="Times New Roman"/>
@@ -9295,7 +9547,6 @@
         <w:autoSpaceDE w:val="0"/>
         <w:autoSpaceDN w:val="0"/>
         <w:spacing w:before="1" w:after="0" w:line="276" w:lineRule="auto"/>
-        <w:ind w:firstLine="709"/>
         <w:jc w:val="both"/>
         <w:rPr>
           <w:rFonts w:ascii="Times New Roman" w:eastAsia="Cambria Math" w:hAnsi="Times New Roman" w:cs="Times New Roman"/>
@@ -9861,7 +10112,6 @@
         <w:autoSpaceDE w:val="0"/>
         <w:autoSpaceDN w:val="0"/>
         <w:spacing w:before="360" w:after="120" w:line="276" w:lineRule="auto"/>
-        <w:ind w:firstLine="709"/>
         <w:jc w:val="both"/>
         <w:rPr>
           <w:rFonts w:ascii="Times New Roman" w:eastAsia="Cambria Math" w:hAnsi="Times New Roman" w:cs="Times New Roman"/>
@@ -9880,7 +10130,17 @@
           <w:szCs w:val="28"/>
           <w14:ligatures w14:val="none"/>
         </w:rPr>
-        <w:t>Домножим</w:t>
+        <w:t>д</w:t>
+      </w:r>
+      <w:r>
+        <w:rPr>
+          <w:rFonts w:ascii="Times New Roman" w:eastAsia="Cambria Math" w:hAnsi="Times New Roman" w:cs="Times New Roman"/>
+          <w:kern w:val="0"/>
+          <w:sz w:val="28"/>
+          <w:szCs w:val="28"/>
+          <w14:ligatures w14:val="none"/>
+        </w:rPr>
+        <w:t>омножим</w:t>
       </w:r>
       <w:proofErr w:type="spellEnd"/>
       <w:r>
@@ -9894,6 +10154,7 @@
         </w:rPr>
         <w:t xml:space="preserve"> </w:t>
       </w:r>
+      <w:proofErr w:type="gramStart"/>
       <w:r>
         <w:rPr>
           <w:rFonts w:ascii="Times New Roman" w:eastAsia="Cambria Math" w:hAnsi="Times New Roman" w:cs="Times New Roman"/>
@@ -9995,6 +10256,7 @@
         </w:rPr>
         <w:t>:</w:t>
       </w:r>
+      <w:proofErr w:type="gramEnd"/>
     </w:p>
     <w:p>
       <w:pPr>
@@ -10723,7 +10985,6 @@
         <w:autoSpaceDE w:val="0"/>
         <w:autoSpaceDN w:val="0"/>
         <w:spacing w:before="120" w:after="120" w:line="276" w:lineRule="auto"/>
-        <w:ind w:firstLine="709"/>
         <w:jc w:val="both"/>
         <w:rPr>
           <w:rFonts w:ascii="Times New Roman" w:eastAsia="Cambria Math" w:hAnsi="Times New Roman" w:cs="Times New Roman"/>
@@ -10739,7 +11000,7 @@
           <w:sz w:val="28"/>
           <w:szCs w:val="28"/>
         </w:rPr>
-        <w:t>Вычитая (3) из (2</w:t>
+        <w:t>в</w:t>
       </w:r>
       <w:r>
         <w:rPr>
@@ -10747,17 +11008,45 @@
           <w:sz w:val="28"/>
           <w:szCs w:val="28"/>
         </w:rPr>
-        <w:t>), получаем:</w:t>
-      </w:r>
-      <w:r>
-        <w:rPr>
-          <w:rFonts w:ascii="Times New Roman" w:eastAsia="Cambria Math" w:hAnsi="Times New Roman" w:cs="Times New Roman"/>
-          <w:kern w:val="0"/>
-          <w:sz w:val="28"/>
-          <w:szCs w:val="28"/>
-          <w14:ligatures w14:val="none"/>
-        </w:rPr>
-        <w:t>, получим:</w:t>
+        <w:t>ычитая (3) из (2</w:t>
+      </w:r>
+      <w:r>
+        <w:rPr>
+          <w:rFonts w:ascii="Times New Roman" w:hAnsi="Times New Roman" w:cs="Times New Roman"/>
+          <w:sz w:val="28"/>
+          <w:szCs w:val="28"/>
+        </w:rPr>
+        <w:t xml:space="preserve">), </w:t>
+      </w:r>
+      <w:proofErr w:type="gramStart"/>
+      <w:r>
+        <w:rPr>
+          <w:rFonts w:ascii="Times New Roman" w:hAnsi="Times New Roman" w:cs="Times New Roman"/>
+          <w:sz w:val="28"/>
+          <w:szCs w:val="28"/>
+        </w:rPr>
+        <w:t>получаем:</w:t>
+      </w:r>
+      <w:r>
+        <w:rPr>
+          <w:rFonts w:ascii="Times New Roman" w:eastAsia="Cambria Math" w:hAnsi="Times New Roman" w:cs="Times New Roman"/>
+          <w:kern w:val="0"/>
+          <w:sz w:val="28"/>
+          <w:szCs w:val="28"/>
+          <w14:ligatures w14:val="none"/>
+        </w:rPr>
+        <w:t>,</w:t>
+      </w:r>
+      <w:proofErr w:type="gramEnd"/>
+      <w:r>
+        <w:rPr>
+          <w:rFonts w:ascii="Times New Roman" w:eastAsia="Cambria Math" w:hAnsi="Times New Roman" w:cs="Times New Roman"/>
+          <w:kern w:val="0"/>
+          <w:sz w:val="28"/>
+          <w:szCs w:val="28"/>
+          <w14:ligatures w14:val="none"/>
+        </w:rPr>
+        <w:t xml:space="preserve"> получим:</w:t>
       </w:r>
     </w:p>
     <w:p>
@@ -11537,7 +11826,6 @@
         <w:autoSpaceDE w:val="0"/>
         <w:autoSpaceDN w:val="0"/>
         <w:spacing w:before="360" w:after="0" w:line="276" w:lineRule="auto"/>
-        <w:ind w:firstLine="709"/>
         <w:jc w:val="both"/>
         <w:rPr>
           <w:rFonts w:ascii="Times New Roman" w:eastAsia="Cambria Math" w:hAnsi="Times New Roman" w:cs="Times New Roman"/>
@@ -11555,7 +11843,28 @@
           <w:szCs w:val="28"/>
           <w14:ligatures w14:val="none"/>
         </w:rPr>
-        <w:t xml:space="preserve">Поделим на </w:t>
+        <w:t>п</w:t>
+      </w:r>
+      <w:r>
+        <w:rPr>
+          <w:rFonts w:ascii="Times New Roman" w:eastAsia="Cambria Math" w:hAnsi="Times New Roman" w:cs="Times New Roman"/>
+          <w:kern w:val="0"/>
+          <w:sz w:val="28"/>
+          <w:szCs w:val="28"/>
+          <w14:ligatures w14:val="none"/>
+        </w:rPr>
+        <w:t xml:space="preserve">оделим </w:t>
+      </w:r>
+      <w:proofErr w:type="gramStart"/>
+      <w:r>
+        <w:rPr>
+          <w:rFonts w:ascii="Times New Roman" w:eastAsia="Cambria Math" w:hAnsi="Times New Roman" w:cs="Times New Roman"/>
+          <w:kern w:val="0"/>
+          <w:sz w:val="28"/>
+          <w:szCs w:val="28"/>
+          <w14:ligatures w14:val="none"/>
+        </w:rPr>
+        <w:t xml:space="preserve">на </w:t>
       </w:r>
       <m:oMath>
         <m:r>
@@ -11645,6 +11954,7 @@
         </w:rPr>
         <w:t>:</w:t>
       </w:r>
+      <w:proofErr w:type="gramEnd"/>
     </w:p>
     <w:p>
       <w:pPr>
@@ -12535,26 +12845,35 @@
         <w:autoSpaceDE w:val="0"/>
         <w:autoSpaceDN w:val="0"/>
         <w:spacing w:before="840" w:after="120" w:line="276" w:lineRule="auto"/>
-        <w:ind w:firstLine="709"/>
         <w:jc w:val="both"/>
         <w:rPr>
           <w:rFonts w:ascii="Times New Roman" w:eastAsia="Cambria Math" w:hAnsi="Times New Roman" w:cs="Times New Roman"/>
           <w:kern w:val="0"/>
           <w:sz w:val="28"/>
           <w:szCs w:val="28"/>
-          <w:lang w:val="en-US"/>
-          <w14:ligatures w14:val="none"/>
-        </w:rPr>
-      </w:pPr>
-      <w:r>
-        <w:rPr>
-          <w:rFonts w:ascii="Times New Roman" w:eastAsia="Cambria Math" w:hAnsi="Times New Roman" w:cs="Times New Roman"/>
-          <w:kern w:val="0"/>
-          <w:sz w:val="28"/>
-          <w:szCs w:val="28"/>
-          <w14:ligatures w14:val="none"/>
-        </w:rPr>
-        <w:t>Пусть:</w:t>
+          <w14:ligatures w14:val="none"/>
+        </w:rPr>
+      </w:pPr>
+      <w:r>
+        <w:rPr>
+          <w:rFonts w:ascii="Times New Roman" w:eastAsia="Cambria Math" w:hAnsi="Times New Roman" w:cs="Times New Roman"/>
+          <w:kern w:val="0"/>
+          <w:sz w:val="28"/>
+          <w:szCs w:val="28"/>
+          <w14:ligatures w14:val="none"/>
+        </w:rPr>
+        <w:lastRenderedPageBreak/>
+        <w:t>п</w:t>
+      </w:r>
+      <w:r>
+        <w:rPr>
+          <w:rFonts w:ascii="Times New Roman" w:eastAsia="Cambria Math" w:hAnsi="Times New Roman" w:cs="Times New Roman"/>
+          <w:kern w:val="0"/>
+          <w:sz w:val="28"/>
+          <w:szCs w:val="28"/>
+          <w14:ligatures w14:val="none"/>
+        </w:rPr>
+        <w:t>усть:</w:t>
       </w:r>
     </w:p>
     <w:p>
@@ -12999,7 +13318,6 @@
         <w:autoSpaceDE w:val="0"/>
         <w:autoSpaceDN w:val="0"/>
         <w:spacing w:before="120" w:after="120" w:line="276" w:lineRule="auto"/>
-        <w:ind w:firstLine="709"/>
         <w:jc w:val="both"/>
         <w:rPr>
           <w:rFonts w:ascii="Times New Roman" w:eastAsia="Cambria Math" w:hAnsi="Times New Roman" w:cs="Times New Roman"/>
@@ -13017,7 +13335,27 @@
           <w:szCs w:val="28"/>
           <w14:ligatures w14:val="none"/>
         </w:rPr>
-        <w:t>Тогда мы получаем новую аппроксимацию</w:t>
+        <w:t>т</w:t>
+      </w:r>
+      <w:r>
+        <w:rPr>
+          <w:rFonts w:ascii="Times New Roman" w:eastAsia="Cambria Math" w:hAnsi="Times New Roman" w:cs="Times New Roman"/>
+          <w:kern w:val="0"/>
+          <w:sz w:val="28"/>
+          <w:szCs w:val="28"/>
+          <w14:ligatures w14:val="none"/>
+        </w:rPr>
+        <w:t>огда мы получаем новую аппроксимацию</w:t>
+      </w:r>
+      <w:r>
+        <w:rPr>
+          <w:rFonts w:ascii="Times New Roman" w:eastAsia="Cambria Math" w:hAnsi="Times New Roman" w:cs="Times New Roman"/>
+          <w:kern w:val="0"/>
+          <w:sz w:val="28"/>
+          <w:szCs w:val="28"/>
+          <w14:ligatures w14:val="none"/>
+        </w:rPr>
+        <w:t xml:space="preserve"> </w:t>
       </w:r>
       <w:r>
         <w:rPr>
@@ -13694,7 +14032,6 @@
         <w:autoSpaceDE w:val="0"/>
         <w:autoSpaceDN w:val="0"/>
         <w:spacing w:before="120" w:after="120" w:line="276" w:lineRule="auto"/>
-        <w:ind w:firstLine="709"/>
         <w:jc w:val="both"/>
         <w:rPr>
           <w:rFonts w:ascii="Times New Roman" w:eastAsia="Cambria Math" w:hAnsi="Times New Roman" w:cs="Times New Roman"/>
@@ -13712,7 +14049,17 @@
           <w:szCs w:val="28"/>
           <w14:ligatures w14:val="none"/>
         </w:rPr>
-        <w:t>Причем:</w:t>
+        <w:t>п</w:t>
+      </w:r>
+      <w:r>
+        <w:rPr>
+          <w:rFonts w:ascii="Times New Roman" w:eastAsia="Cambria Math" w:hAnsi="Times New Roman" w:cs="Times New Roman"/>
+          <w:kern w:val="0"/>
+          <w:sz w:val="28"/>
+          <w:szCs w:val="28"/>
+          <w14:ligatures w14:val="none"/>
+        </w:rPr>
+        <w:t>ричем:</w:t>
       </w:r>
     </w:p>
     <w:p>
@@ -13980,7 +14327,6 @@
         <w:autoSpaceDE w:val="0"/>
         <w:autoSpaceDN w:val="0"/>
         <w:spacing w:before="120" w:after="120" w:line="276" w:lineRule="auto"/>
-        <w:ind w:firstLine="709"/>
         <w:jc w:val="both"/>
         <w:rPr>
           <w:rFonts w:ascii="Times New Roman" w:eastAsia="Cambria Math" w:hAnsi="Times New Roman" w:cs="Times New Roman"/>
@@ -14001,7 +14347,19 @@
           <w:szCs w:val="28"/>
           <w14:ligatures w14:val="none"/>
         </w:rPr>
-        <w:t xml:space="preserve">Так как </w:t>
+        <w:t xml:space="preserve">Так </w:t>
+      </w:r>
+      <w:proofErr w:type="gramStart"/>
+      <w:r>
+        <w:rPr>
+          <w:rFonts w:ascii="Times New Roman" w:eastAsia="Cambria Math" w:hAnsi="Times New Roman" w:cs="Times New Roman"/>
+          <w:iCs/>
+          <w:kern w:val="0"/>
+          <w:sz w:val="28"/>
+          <w:szCs w:val="28"/>
+          <w14:ligatures w14:val="none"/>
+        </w:rPr>
+        <w:t xml:space="preserve">как </w:t>
       </w:r>
       <m:oMath>
         <m:sSub>
@@ -14182,7 +14540,19 @@
           <w:szCs w:val="28"/>
           <w14:ligatures w14:val="none"/>
         </w:rPr>
-        <w:t xml:space="preserve">, то </w:t>
+        <w:t>,</w:t>
+      </w:r>
+      <w:proofErr w:type="gramEnd"/>
+      <w:r>
+        <w:rPr>
+          <w:rFonts w:ascii="Times New Roman" w:eastAsia="Cambria Math" w:hAnsi="Times New Roman" w:cs="Times New Roman"/>
+          <w:iCs/>
+          <w:kern w:val="0"/>
+          <w:sz w:val="28"/>
+          <w:szCs w:val="28"/>
+          <w14:ligatures w14:val="none"/>
+        </w:rPr>
+        <w:t xml:space="preserve"> то </w:t>
       </w:r>
       <m:oMath>
         <m:r>
@@ -14634,24 +15004,18 @@
         </w:rPr>
         <w:t>- улучшенная аппроксимация.</w:t>
       </w:r>
-    </w:p>
-    <w:p>
-      <w:pPr>
-        <w:widowControl w:val="0"/>
-        <w:autoSpaceDE w:val="0"/>
-        <w:autoSpaceDN w:val="0"/>
-        <w:spacing w:before="120" w:after="120" w:line="276" w:lineRule="auto"/>
-        <w:ind w:firstLine="709"/>
-        <w:jc w:val="both"/>
-        <w:rPr>
-          <w:rFonts w:ascii="Times New Roman" w:eastAsia="Cambria Math" w:hAnsi="Times New Roman" w:cs="Times New Roman"/>
+      <w:r>
+        <w:rPr>
+          <w:rFonts w:ascii="Times New Roman" w:eastAsia="Cambria Math" w:hAnsi="Times New Roman" w:cs="Times New Roman"/>
+          <w:i/>
           <w:iCs/>
           <w:kern w:val="0"/>
           <w:sz w:val="28"/>
           <w:szCs w:val="28"/>
           <w14:ligatures w14:val="none"/>
         </w:rPr>
-      </w:pPr>
+        <w:t xml:space="preserve"> </w:t>
+      </w:r>
       <w:r>
         <w:rPr>
           <w:rFonts w:ascii="Times New Roman" w:eastAsia="Cambria Math" w:hAnsi="Times New Roman" w:cs="Times New Roman"/>
@@ -15882,7 +16246,6 @@
         <w:autoSpaceDE w:val="0"/>
         <w:autoSpaceDN w:val="0"/>
         <w:spacing w:before="120" w:after="120" w:line="276" w:lineRule="auto"/>
-        <w:ind w:firstLine="709"/>
         <w:jc w:val="both"/>
         <w:rPr>
           <w:rFonts w:ascii="Times New Roman" w:eastAsia="Cambria Math" w:hAnsi="Times New Roman" w:cs="Times New Roman"/>
@@ -16253,25 +16616,7 @@
         <w:autoSpaceDE w:val="0"/>
         <w:autoSpaceDN w:val="0"/>
         <w:spacing w:before="120" w:after="120" w:line="276" w:lineRule="auto"/>
-        <w:ind w:firstLine="709"/>
-        <w:jc w:val="both"/>
-        <w:rPr>
-          <w:rFonts w:ascii="Times New Roman" w:eastAsia="Cambria Math" w:hAnsi="Times New Roman" w:cs="Times New Roman"/>
-          <w:kern w:val="0"/>
-          <w:sz w:val="28"/>
-          <w:szCs w:val="28"/>
-          <w:lang w:val="en-US"/>
-          <w14:ligatures w14:val="none"/>
-        </w:rPr>
-      </w:pPr>
-    </w:p>
-    <w:p>
-      <w:pPr>
-        <w:widowControl w:val="0"/>
-        <w:autoSpaceDE w:val="0"/>
-        <w:autoSpaceDN w:val="0"/>
-        <w:spacing w:before="120" w:after="120" w:line="276" w:lineRule="auto"/>
-        <w:ind w:firstLine="709"/>
+        <w:ind w:firstLine="708"/>
         <w:jc w:val="both"/>
         <w:rPr>
           <w:rFonts w:ascii="Times New Roman" w:eastAsia="Cambria Math" w:hAnsi="Times New Roman" w:cs="Times New Roman"/>
@@ -16331,18 +16676,7 @@
           <w:szCs w:val="28"/>
           <w14:ligatures w14:val="none"/>
         </w:rPr>
-        <w:t xml:space="preserve">Для экстраполяции Ричардсона существует </w:t>
-      </w:r>
-      <w:r>
-        <w:rPr>
-          <w:rFonts w:ascii="Times New Roman" w:eastAsia="Cambria Math" w:hAnsi="Times New Roman" w:cs="Times New Roman"/>
-          <w:kern w:val="0"/>
-          <w:sz w:val="28"/>
-          <w:szCs w:val="28"/>
-          <w14:ligatures w14:val="none"/>
-        </w:rPr>
-        <w:lastRenderedPageBreak/>
-        <w:t>рекурсивный алгоритм, к</w:t>
+        <w:t>Для экстраполяции Ричардсона существует рекурсивный алгоритм, к</w:t>
       </w:r>
       <w:r>
         <w:rPr>
@@ -16380,6 +16714,7 @@
           <w14:ligatures w14:val="none"/>
         </w:rPr>
       </w:pPr>
+      <w:proofErr w:type="gramStart"/>
       <w:r>
         <w:rPr>
           <w:rFonts w:ascii="Times New Roman" w:eastAsia="Cambria Math" w:hAnsi="Times New Roman" w:cs="Times New Roman"/>
@@ -16675,7 +17010,18 @@
           <w:szCs w:val="28"/>
           <w14:ligatures w14:val="none"/>
         </w:rPr>
-        <w:t>Нетрудно догадаться,</w:t>
+        <w:t>Нетрудно</w:t>
+      </w:r>
+      <w:proofErr w:type="gramEnd"/>
+      <w:r>
+        <w:rPr>
+          <w:rFonts w:ascii="Times New Roman" w:eastAsia="Cambria Math" w:hAnsi="Times New Roman" w:cs="Times New Roman"/>
+          <w:kern w:val="0"/>
+          <w:sz w:val="28"/>
+          <w:szCs w:val="28"/>
+          <w14:ligatures w14:val="none"/>
+        </w:rPr>
+        <w:t xml:space="preserve"> догадаться,</w:t>
       </w:r>
       <w:r>
         <w:rPr>
@@ -17017,17 +17363,27 @@
           <w:szCs w:val="28"/>
           <w14:ligatures w14:val="none"/>
         </w:rPr>
+        <w:t xml:space="preserve"> </w:t>
+      </w:r>
+      <w:r>
+        <w:rPr>
+          <w:rFonts w:ascii="Times New Roman" w:eastAsia="Cambria Math" w:hAnsi="Times New Roman" w:cs="Times New Roman"/>
+          <w:kern w:val="0"/>
+          <w:sz w:val="28"/>
+          <w:szCs w:val="28"/>
+          <w14:ligatures w14:val="none"/>
+        </w:rPr>
+        <w:t>[4]</w:t>
+      </w:r>
+      <w:r>
+        <w:rPr>
+          <w:rFonts w:ascii="Times New Roman" w:eastAsia="Cambria Math" w:hAnsi="Times New Roman" w:cs="Times New Roman"/>
+          <w:kern w:val="0"/>
+          <w:sz w:val="28"/>
+          <w:szCs w:val="28"/>
+          <w14:ligatures w14:val="none"/>
+        </w:rPr>
         <w:t>.</w:t>
-      </w:r>
-      <w:r>
-        <w:rPr>
-          <w:rFonts w:ascii="Times New Roman" w:eastAsia="Cambria Math" w:hAnsi="Times New Roman" w:cs="Times New Roman"/>
-          <w:kern w:val="0"/>
-          <w:sz w:val="28"/>
-          <w:szCs w:val="28"/>
-          <w14:ligatures w14:val="none"/>
-        </w:rPr>
-        <w:t>[4]</w:t>
       </w:r>
     </w:p>
     <w:p>
@@ -17893,7 +18249,6 @@
         <w:autoSpaceDE w:val="0"/>
         <w:autoSpaceDN w:val="0"/>
         <w:spacing w:before="120" w:after="120" w:line="276" w:lineRule="auto"/>
-        <w:ind w:firstLine="709"/>
         <w:jc w:val="both"/>
         <w:rPr>
           <w:rFonts w:ascii="Times New Roman" w:eastAsia="Cambria Math" w:hAnsi="Times New Roman" w:cs="Times New Roman"/>
@@ -18285,10 +18640,20 @@
         <w:rPr>
           <w:rStyle w:val="mord"/>
           <w:rFonts w:ascii="Times New Roman" w:hAnsi="Times New Roman" w:cs="Times New Roman"/>
+          <w:i/>
           <w:sz w:val="28"/>
           <w:szCs w:val="28"/>
         </w:rPr>
         <w:t>S</w:t>
+      </w:r>
+      <w:r>
+        <w:rPr>
+          <w:rStyle w:val="mord"/>
+          <w:rFonts w:ascii="Times New Roman" w:hAnsi="Times New Roman" w:cs="Times New Roman"/>
+          <w:sz w:val="28"/>
+          <w:szCs w:val="28"/>
+        </w:rPr>
+        <w:t xml:space="preserve"> </w:t>
       </w:r>
       <w:r>
         <w:rPr>
@@ -18462,11 +18827,137 @@
         <w:rPr>
           <w:rFonts w:ascii="Times New Roman" w:hAnsi="Times New Roman" w:cs="Times New Roman"/>
           <w:b/>
-          <w:sz w:val="28"/>
-          <w:szCs w:val="28"/>
-        </w:rPr>
-      </w:pPr>
-      <w:bookmarkStart w:id="3" w:name="_Toc209144090"/>
+          <w:bCs/>
+          <w:sz w:val="28"/>
+          <w:szCs w:val="28"/>
+        </w:rPr>
+      </w:pPr>
+    </w:p>
+    <w:p>
+      <w:pPr>
+        <w:pStyle w:val="TableParagraph"/>
+        <w:spacing w:line="276" w:lineRule="auto"/>
+        <w:ind w:left="1" w:firstLine="708"/>
+        <w:jc w:val="center"/>
+        <w:outlineLvl w:val="0"/>
+        <w:rPr>
+          <w:rFonts w:ascii="Times New Roman" w:hAnsi="Times New Roman" w:cs="Times New Roman"/>
+          <w:b/>
+          <w:bCs/>
+          <w:sz w:val="28"/>
+          <w:szCs w:val="28"/>
+        </w:rPr>
+      </w:pPr>
+    </w:p>
+    <w:p>
+      <w:pPr>
+        <w:pStyle w:val="TableParagraph"/>
+        <w:spacing w:line="276" w:lineRule="auto"/>
+        <w:ind w:left="1" w:firstLine="708"/>
+        <w:jc w:val="center"/>
+        <w:outlineLvl w:val="0"/>
+        <w:rPr>
+          <w:rFonts w:ascii="Times New Roman" w:hAnsi="Times New Roman" w:cs="Times New Roman"/>
+          <w:b/>
+          <w:bCs/>
+          <w:sz w:val="28"/>
+          <w:szCs w:val="28"/>
+        </w:rPr>
+      </w:pPr>
+    </w:p>
+    <w:p>
+      <w:pPr>
+        <w:pStyle w:val="TableParagraph"/>
+        <w:spacing w:line="276" w:lineRule="auto"/>
+        <w:ind w:left="1" w:firstLine="708"/>
+        <w:jc w:val="center"/>
+        <w:outlineLvl w:val="0"/>
+        <w:rPr>
+          <w:rFonts w:ascii="Times New Roman" w:hAnsi="Times New Roman" w:cs="Times New Roman"/>
+          <w:b/>
+          <w:bCs/>
+          <w:sz w:val="28"/>
+          <w:szCs w:val="28"/>
+        </w:rPr>
+      </w:pPr>
+    </w:p>
+    <w:p>
+      <w:pPr>
+        <w:pStyle w:val="TableParagraph"/>
+        <w:spacing w:line="276" w:lineRule="auto"/>
+        <w:ind w:left="1" w:firstLine="708"/>
+        <w:jc w:val="center"/>
+        <w:outlineLvl w:val="0"/>
+        <w:rPr>
+          <w:rFonts w:ascii="Times New Roman" w:hAnsi="Times New Roman" w:cs="Times New Roman"/>
+          <w:b/>
+          <w:bCs/>
+          <w:sz w:val="28"/>
+          <w:szCs w:val="28"/>
+        </w:rPr>
+      </w:pPr>
+    </w:p>
+    <w:p>
+      <w:pPr>
+        <w:pStyle w:val="TableParagraph"/>
+        <w:spacing w:line="276" w:lineRule="auto"/>
+        <w:ind w:left="1" w:firstLine="708"/>
+        <w:jc w:val="center"/>
+        <w:outlineLvl w:val="0"/>
+        <w:rPr>
+          <w:rFonts w:ascii="Times New Roman" w:hAnsi="Times New Roman" w:cs="Times New Roman"/>
+          <w:b/>
+          <w:bCs/>
+          <w:sz w:val="28"/>
+          <w:szCs w:val="28"/>
+        </w:rPr>
+      </w:pPr>
+    </w:p>
+    <w:p>
+      <w:pPr>
+        <w:pStyle w:val="TableParagraph"/>
+        <w:spacing w:line="276" w:lineRule="auto"/>
+        <w:ind w:left="1" w:firstLine="708"/>
+        <w:jc w:val="center"/>
+        <w:outlineLvl w:val="0"/>
+        <w:rPr>
+          <w:rFonts w:ascii="Times New Roman" w:hAnsi="Times New Roman" w:cs="Times New Roman"/>
+          <w:b/>
+          <w:bCs/>
+          <w:sz w:val="28"/>
+          <w:szCs w:val="28"/>
+        </w:rPr>
+      </w:pPr>
+    </w:p>
+    <w:p>
+      <w:pPr>
+        <w:pStyle w:val="TableParagraph"/>
+        <w:spacing w:line="276" w:lineRule="auto"/>
+        <w:jc w:val="center"/>
+        <w:outlineLvl w:val="0"/>
+        <w:rPr>
+          <w:rFonts w:ascii="Times New Roman" w:hAnsi="Times New Roman" w:cs="Times New Roman"/>
+          <w:b/>
+          <w:sz w:val="28"/>
+          <w:szCs w:val="28"/>
+          <w:lang w:val="en-US"/>
+        </w:rPr>
+      </w:pPr>
+      <w:bookmarkStart w:id="3" w:name="_Toc209299259"/>
+    </w:p>
+    <w:p>
+      <w:pPr>
+        <w:pStyle w:val="TableParagraph"/>
+        <w:spacing w:line="276" w:lineRule="auto"/>
+        <w:jc w:val="center"/>
+        <w:outlineLvl w:val="0"/>
+        <w:rPr>
+          <w:rFonts w:ascii="Times New Roman" w:hAnsi="Times New Roman" w:cs="Times New Roman"/>
+          <w:b/>
+          <w:sz w:val="28"/>
+          <w:szCs w:val="28"/>
+        </w:rPr>
+      </w:pPr>
       <w:r>
         <w:rPr>
           <w:rFonts w:ascii="Times New Roman" w:hAnsi="Times New Roman" w:cs="Times New Roman"/>
@@ -18585,6 +19076,7 @@
         <w:autoSpaceDE w:val="0"/>
         <w:autoSpaceDN w:val="0"/>
         <w:spacing w:before="240" w:after="120" w:line="276" w:lineRule="auto"/>
+        <w:ind w:firstLine="708"/>
         <w:jc w:val="both"/>
         <w:rPr>
           <w:rFonts w:ascii="Times New Roman" w:hAnsi="Times New Roman" w:cs="Times New Roman"/>
@@ -18870,7 +19362,15 @@
           <w:sz w:val="28"/>
           <w:szCs w:val="28"/>
         </w:rPr>
-        <w:t xml:space="preserve">где </w:t>
+        <w:t>Г</w:t>
+      </w:r>
+      <w:r>
+        <w:rPr>
+          <w:rFonts w:ascii="Times New Roman" w:hAnsi="Times New Roman" w:cs="Times New Roman"/>
+          <w:sz w:val="28"/>
+          <w:szCs w:val="28"/>
+        </w:rPr>
+        <w:t xml:space="preserve">де </w:t>
       </w:r>
       <m:oMath>
         <m:sSub>
@@ -19121,6 +19621,14 @@
           <w:sz w:val="28"/>
           <w:szCs w:val="28"/>
         </w:rPr>
+        <w:t xml:space="preserve"> </w:t>
+      </w:r>
+      <w:r>
+        <w:rPr>
+          <w:rFonts w:ascii="Times New Roman" w:hAnsi="Times New Roman" w:cs="Times New Roman"/>
+          <w:sz w:val="28"/>
+          <w:szCs w:val="28"/>
+        </w:rPr>
         <w:t>[4]</w:t>
       </w:r>
       <w:r>
@@ -19131,22 +19639,16 @@
         </w:rPr>
         <w:t>.</w:t>
       </w:r>
-    </w:p>
-    <w:p>
-      <w:pPr>
-        <w:widowControl w:val="0"/>
-        <w:autoSpaceDE w:val="0"/>
-        <w:autoSpaceDN w:val="0"/>
-        <w:spacing w:before="240" w:after="120" w:line="276" w:lineRule="auto"/>
-        <w:jc w:val="both"/>
-        <w:rPr>
-          <w:rFonts w:ascii="Times New Roman" w:eastAsia="Cambria Math" w:hAnsi="Times New Roman" w:cs="Times New Roman"/>
-          <w:kern w:val="0"/>
-          <w:sz w:val="28"/>
-          <w:szCs w:val="28"/>
-          <w14:ligatures w14:val="none"/>
-        </w:rPr>
-      </w:pPr>
+      <w:r>
+        <w:rPr>
+          <w:rFonts w:ascii="Times New Roman" w:eastAsia="Cambria Math" w:hAnsi="Times New Roman" w:cs="Times New Roman"/>
+          <w:kern w:val="0"/>
+          <w:sz w:val="28"/>
+          <w:szCs w:val="28"/>
+          <w14:ligatures w14:val="none"/>
+        </w:rPr>
+        <w:t xml:space="preserve"> </w:t>
+      </w:r>
       <w:r>
         <w:rPr>
           <w:rFonts w:ascii="Times New Roman" w:eastAsia="Cambria Math" w:hAnsi="Times New Roman" w:cs="Times New Roman"/>
@@ -19413,6 +19915,7 @@
         <w:autoSpaceDE w:val="0"/>
         <w:autoSpaceDN w:val="0"/>
         <w:spacing w:before="240" w:after="120" w:line="276" w:lineRule="auto"/>
+        <w:ind w:firstLine="708"/>
         <w:jc w:val="both"/>
         <w:rPr>
           <w:rFonts w:ascii="Times New Roman" w:eastAsia="Cambria Math" w:hAnsi="Times New Roman" w:cs="Times New Roman"/>
@@ -19725,22 +20228,16 @@
         <w:t>.</w:t>
       </w:r>
       <w:proofErr w:type="gramEnd"/>
-    </w:p>
-    <w:p>
-      <w:pPr>
-        <w:widowControl w:val="0"/>
-        <w:autoSpaceDE w:val="0"/>
-        <w:autoSpaceDN w:val="0"/>
-        <w:spacing w:before="240" w:after="120" w:line="276" w:lineRule="auto"/>
-        <w:jc w:val="both"/>
-        <w:rPr>
-          <w:rFonts w:ascii="Times New Roman" w:eastAsia="Cambria Math" w:hAnsi="Times New Roman" w:cs="Times New Roman"/>
-          <w:kern w:val="0"/>
-          <w:sz w:val="28"/>
-          <w:szCs w:val="28"/>
-          <w14:ligatures w14:val="none"/>
-        </w:rPr>
-      </w:pPr>
+      <w:r>
+        <w:rPr>
+          <w:rFonts w:ascii="Times New Roman" w:eastAsia="Cambria Math" w:hAnsi="Times New Roman" w:cs="Times New Roman"/>
+          <w:kern w:val="0"/>
+          <w:sz w:val="28"/>
+          <w:szCs w:val="28"/>
+          <w14:ligatures w14:val="none"/>
+        </w:rPr>
+        <w:t xml:space="preserve"> </w:t>
+      </w:r>
       <w:r>
         <w:rPr>
           <w:rFonts w:ascii="Times New Roman" w:eastAsia="Cambria Math" w:hAnsi="Times New Roman" w:cs="Times New Roman"/>
@@ -19864,12 +20361,23 @@
       <w:r>
         <w:rPr>
           <w:rFonts w:ascii="Times New Roman" w:eastAsia="Cambria Math" w:hAnsi="Times New Roman" w:cs="Times New Roman"/>
-          <w:kern w:val="0"/>
-          <w:sz w:val="28"/>
-          <w:szCs w:val="28"/>
-          <w14:ligatures w14:val="none"/>
-        </w:rPr>
-        <w:t xml:space="preserve">А определены через </w:t>
+          <w:i/>
+          <w:kern w:val="0"/>
+          <w:sz w:val="28"/>
+          <w:szCs w:val="28"/>
+          <w14:ligatures w14:val="none"/>
+        </w:rPr>
+        <w:t>А</w:t>
+      </w:r>
+      <w:r>
+        <w:rPr>
+          <w:rFonts w:ascii="Times New Roman" w:eastAsia="Cambria Math" w:hAnsi="Times New Roman" w:cs="Times New Roman"/>
+          <w:kern w:val="0"/>
+          <w:sz w:val="28"/>
+          <w:szCs w:val="28"/>
+          <w14:ligatures w14:val="none"/>
+        </w:rPr>
+        <w:t xml:space="preserve"> определены через </w:t>
       </w:r>
       <w:r>
         <w:rPr>
@@ -20625,7 +21133,17 @@
           <w:szCs w:val="28"/>
           <w14:ligatures w14:val="none"/>
         </w:rPr>
-        <w:t>Где:</w:t>
+        <w:t>г</w:t>
+      </w:r>
+      <w:r>
+        <w:rPr>
+          <w:rFonts w:ascii="Times New Roman" w:eastAsia="Cambria Math" w:hAnsi="Times New Roman" w:cs="Times New Roman"/>
+          <w:kern w:val="0"/>
+          <w:sz w:val="28"/>
+          <w:szCs w:val="28"/>
+          <w14:ligatures w14:val="none"/>
+        </w:rPr>
+        <w:t>де:</w:t>
       </w:r>
     </w:p>
     <w:p>
@@ -21775,33 +22293,14 @@
         </w:rPr>
         <w:t>.</w:t>
       </w:r>
-    </w:p>
-    <w:p>
-      <w:pPr>
-        <w:widowControl w:val="0"/>
-        <w:autoSpaceDE w:val="0"/>
-        <w:autoSpaceDN w:val="0"/>
-        <w:spacing w:before="240" w:after="120" w:line="276" w:lineRule="auto"/>
-        <w:ind w:firstLine="709"/>
-        <w:contextualSpacing/>
-        <w:jc w:val="both"/>
-        <w:rPr>
-          <w:rFonts w:ascii="Times New Roman" w:eastAsia="Cambria Math" w:hAnsi="Times New Roman" w:cs="Times New Roman"/>
-          <w:kern w:val="0"/>
-          <w:sz w:val="28"/>
-          <w:szCs w:val="28"/>
-          <w14:ligatures w14:val="none"/>
-        </w:rPr>
-      </w:pPr>
-      <w:r>
-        <w:rPr>
-          <w:rFonts w:ascii="Times New Roman" w:eastAsia="Cambria Math" w:hAnsi="Times New Roman" w:cs="Times New Roman"/>
-          <w:kern w:val="0"/>
-          <w:sz w:val="28"/>
-          <w:szCs w:val="28"/>
-          <w14:ligatures w14:val="none"/>
-        </w:rPr>
-        <w:lastRenderedPageBreak/>
+      <w:r>
+        <w:rPr>
+          <w:rFonts w:ascii="Times New Roman" w:eastAsia="Cambria Math" w:hAnsi="Times New Roman" w:cs="Times New Roman"/>
+          <w:kern w:val="0"/>
+          <w:sz w:val="28"/>
+          <w:szCs w:val="28"/>
+          <w14:ligatures w14:val="none"/>
+        </w:rPr>
         <w:t xml:space="preserve">Данное обобщение </w:t>
       </w:r>
       <w:proofErr w:type="spellStart"/>
@@ -21834,28 +22333,47 @@
           <w:szCs w:val="28"/>
           <w14:ligatures w14:val="none"/>
         </w:rPr>
-        <w:t>[5]</w:t>
-      </w:r>
-      <w:r>
-        <w:rPr>
-          <w:rFonts w:ascii="Times New Roman" w:eastAsia="Cambria Math" w:hAnsi="Times New Roman" w:cs="Times New Roman"/>
-          <w:kern w:val="0"/>
-          <w:sz w:val="28"/>
-          <w:szCs w:val="28"/>
-          <w14:ligatures w14:val="none"/>
-        </w:rPr>
-        <w:t xml:space="preserve">, которое </w:t>
-      </w:r>
-      <w:proofErr w:type="gramStart"/>
-      <w:r>
-        <w:rPr>
-          <w:rFonts w:ascii="Times New Roman" w:eastAsia="Cambria Math" w:hAnsi="Times New Roman" w:cs="Times New Roman"/>
-          <w:kern w:val="0"/>
-          <w:sz w:val="28"/>
-          <w:szCs w:val="28"/>
-          <w14:ligatures w14:val="none"/>
-        </w:rPr>
-        <w:t xml:space="preserve">генерирует </w:t>
+        <w:t xml:space="preserve"> </w:t>
+      </w:r>
+      <w:r>
+        <w:rPr>
+          <w:rFonts w:ascii="Times New Roman" w:eastAsia="Cambria Math" w:hAnsi="Times New Roman" w:cs="Times New Roman"/>
+          <w:kern w:val="0"/>
+          <w:sz w:val="28"/>
+          <w:szCs w:val="28"/>
+          <w14:ligatures w14:val="none"/>
+        </w:rPr>
+        <w:t>[</w:t>
+      </w:r>
+      <w:r>
+        <w:rPr>
+          <w:rFonts w:ascii="Times New Roman" w:eastAsia="Cambria Math" w:hAnsi="Times New Roman" w:cs="Times New Roman"/>
+          <w:kern w:val="0"/>
+          <w:sz w:val="28"/>
+          <w:szCs w:val="28"/>
+          <w14:ligatures w14:val="none"/>
+        </w:rPr>
+        <w:t>2</w:t>
+      </w:r>
+      <w:r>
+        <w:rPr>
+          <w:rFonts w:ascii="Times New Roman" w:eastAsia="Cambria Math" w:hAnsi="Times New Roman" w:cs="Times New Roman"/>
+          <w:kern w:val="0"/>
+          <w:sz w:val="28"/>
+          <w:szCs w:val="28"/>
+          <w14:ligatures w14:val="none"/>
+        </w:rPr>
+        <w:t>]</w:t>
+      </w:r>
+      <w:r>
+        <w:rPr>
+          <w:rFonts w:ascii="Times New Roman" w:eastAsia="Cambria Math" w:hAnsi="Times New Roman" w:cs="Times New Roman"/>
+          <w:kern w:val="0"/>
+          <w:sz w:val="28"/>
+          <w:szCs w:val="28"/>
+          <w14:ligatures w14:val="none"/>
+        </w:rPr>
+        <w:t xml:space="preserve">, которое генерирует </w:t>
       </w:r>
       <m:oMath>
         <m:sSubSup>
@@ -21933,18 +22451,7 @@
           <w:szCs w:val="28"/>
           <w14:ligatures w14:val="none"/>
         </w:rPr>
-        <w:t>,</w:t>
-      </w:r>
-      <w:proofErr w:type="gramEnd"/>
-      <w:r>
-        <w:rPr>
-          <w:rFonts w:ascii="Times New Roman" w:eastAsia="Cambria Math" w:hAnsi="Times New Roman" w:cs="Times New Roman"/>
-          <w:kern w:val="0"/>
-          <w:sz w:val="28"/>
-          <w:szCs w:val="28"/>
-          <w14:ligatures w14:val="none"/>
-        </w:rPr>
-        <w:t xml:space="preserve"> называется </w:t>
+        <w:t xml:space="preserve">, называется </w:t>
       </w:r>
       <w:r>
         <w:rPr>
@@ -22069,6 +22576,7 @@
           <w:szCs w:val="28"/>
           <w14:ligatures w14:val="none"/>
         </w:rPr>
+        <w:lastRenderedPageBreak/>
         <w:t xml:space="preserve">Вместо неизвестных </w:t>
       </w:r>
       <w:proofErr w:type="gramStart"/>
@@ -22923,7 +23431,37 @@
           <w:szCs w:val="28"/>
           <w14:ligatures w14:val="none"/>
         </w:rPr>
-        <w:t xml:space="preserve"> имеет вид:</w:t>
+        <w:t xml:space="preserve"> имеет вид</w:t>
+      </w:r>
+      <w:r>
+        <w:rPr>
+          <w:rFonts w:ascii="Times New Roman" w:eastAsia="Cambria Math" w:hAnsi="Times New Roman" w:cs="Times New Roman"/>
+          <w:kern w:val="0"/>
+          <w:sz w:val="28"/>
+          <w:szCs w:val="28"/>
+          <w14:ligatures w14:val="none"/>
+        </w:rPr>
+        <w:t xml:space="preserve"> </w:t>
+      </w:r>
+      <w:r>
+        <w:rPr>
+          <w:rFonts w:ascii="Times New Roman" w:eastAsia="Cambria Math" w:hAnsi="Times New Roman" w:cs="Times New Roman"/>
+          <w:kern w:val="0"/>
+          <w:sz w:val="28"/>
+          <w:szCs w:val="28"/>
+          <w14:ligatures w14:val="none"/>
+        </w:rPr>
+        <w:t>[4]</w:t>
+      </w:r>
+      <w:r>
+        <w:rPr>
+          <w:rFonts w:ascii="Times New Roman" w:eastAsia="Cambria Math" w:hAnsi="Times New Roman" w:cs="Times New Roman"/>
+          <w:kern w:val="0"/>
+          <w:sz w:val="28"/>
+          <w:szCs w:val="28"/>
+          <w14:ligatures w14:val="none"/>
+        </w:rPr>
+        <w:t>:</w:t>
       </w:r>
     </w:p>
     <w:p>
@@ -23258,7 +23796,6 @@
         <w:autoSpaceDE w:val="0"/>
         <w:autoSpaceDN w:val="0"/>
         <w:spacing w:before="240" w:after="120" w:line="276" w:lineRule="auto"/>
-        <w:ind w:firstLine="709"/>
         <w:jc w:val="both"/>
         <w:rPr>
           <w:rFonts w:ascii="Times New Roman" w:eastAsia="Cambria Math" w:hAnsi="Times New Roman" w:cs="Times New Roman"/>
@@ -24037,7 +24574,6 @@
         <w:autoSpaceDE w:val="0"/>
         <w:autoSpaceDN w:val="0"/>
         <w:spacing w:before="240" w:after="120" w:line="276" w:lineRule="auto"/>
-        <w:ind w:firstLine="709"/>
         <w:jc w:val="both"/>
         <w:rPr>
           <w:rFonts w:ascii="Times New Roman" w:eastAsia="Cambria Math" w:hAnsi="Times New Roman" w:cs="Times New Roman"/>
@@ -24362,32 +24898,14 @@
         </w:rPr>
         <w:t>.</w:t>
       </w:r>
-    </w:p>
-    <w:p>
-      <w:pPr>
-        <w:widowControl w:val="0"/>
-        <w:autoSpaceDE w:val="0"/>
-        <w:autoSpaceDN w:val="0"/>
-        <w:spacing w:before="240" w:after="120" w:line="276" w:lineRule="auto"/>
-        <w:ind w:firstLine="709"/>
-        <w:jc w:val="both"/>
-        <w:rPr>
-          <w:rFonts w:ascii="Times New Roman" w:eastAsia="Cambria Math" w:hAnsi="Times New Roman" w:cs="Times New Roman"/>
-          <w:kern w:val="0"/>
-          <w:sz w:val="28"/>
-          <w:szCs w:val="28"/>
-          <w14:ligatures w14:val="none"/>
-        </w:rPr>
-      </w:pPr>
-      <w:r>
-        <w:rPr>
-          <w:rFonts w:ascii="Times New Roman" w:eastAsia="Cambria Math" w:hAnsi="Times New Roman" w:cs="Times New Roman"/>
-          <w:kern w:val="0"/>
-          <w:sz w:val="28"/>
-          <w:szCs w:val="28"/>
-          <w14:ligatures w14:val="none"/>
-        </w:rPr>
-        <w:lastRenderedPageBreak/>
+      <w:r>
+        <w:rPr>
+          <w:rFonts w:ascii="Times New Roman" w:eastAsia="Cambria Math" w:hAnsi="Times New Roman" w:cs="Times New Roman"/>
+          <w:kern w:val="0"/>
+          <w:sz w:val="28"/>
+          <w:szCs w:val="28"/>
+          <w14:ligatures w14:val="none"/>
+        </w:rPr>
         <w:t xml:space="preserve">Тогда расширение </w:t>
       </w:r>
       <w:r>
@@ -25114,7 +25632,6 @@
         <w:autoSpaceDE w:val="0"/>
         <w:autoSpaceDN w:val="0"/>
         <w:spacing w:before="240" w:after="120" w:line="276" w:lineRule="auto"/>
-        <w:ind w:firstLine="709"/>
         <w:contextualSpacing/>
         <w:jc w:val="both"/>
         <w:rPr>
@@ -25133,6 +25650,7 @@
           <w:szCs w:val="28"/>
           <w14:ligatures w14:val="none"/>
         </w:rPr>
+        <w:lastRenderedPageBreak/>
         <w:t xml:space="preserve">Нетрудно заметить, что </w:t>
       </w:r>
       <w:proofErr w:type="spellStart"/>
@@ -25177,7 +25695,7 @@
           <w:vertAlign w:val="superscript"/>
           <w14:ligatures w14:val="none"/>
         </w:rPr>
-        <w:t>(</w:t>
+        <w:t>(1)</w:t>
       </w:r>
       <w:proofErr w:type="gramStart"/>
       <w:r>
@@ -25189,7 +25707,7 @@
           <w:vertAlign w:val="superscript"/>
           <w14:ligatures w14:val="none"/>
         </w:rPr>
-        <w:t>1)</w:t>
+        <w:t xml:space="preserve">   </w:t>
       </w:r>
       <w:r>
         <w:rPr>
@@ -25735,7 +26253,6 @@
         <w:autoSpaceDE w:val="0"/>
         <w:autoSpaceDN w:val="0"/>
         <w:spacing w:before="240" w:after="120" w:line="276" w:lineRule="auto"/>
-        <w:ind w:firstLine="709"/>
         <w:contextualSpacing/>
         <w:jc w:val="both"/>
         <w:rPr>
@@ -26442,7 +26959,7 @@
         </w:rPr>
         <w:br w:type="column"/>
       </w:r>
-      <w:bookmarkStart w:id="4" w:name="_Toc209144091"/>
+      <w:bookmarkStart w:id="4" w:name="_Toc209299260"/>
       <w:r>
         <w:rPr>
           <w:rStyle w:val="af1"/>
@@ -27488,16 +28005,6 @@
         <w:jc w:val="both"/>
         <w:rPr>
           <w:rFonts w:ascii="Times New Roman" w:eastAsia="Cambria Math" w:hAnsi="Times New Roman" w:cs="Times New Roman"/>
-          <w:kern w:val="0"/>
-          <w:sz w:val="28"/>
-          <w:szCs w:val="28"/>
-          <w:lang w:val="en-US"/>
-          <w14:ligatures w14:val="none"/>
-        </w:rPr>
-      </w:pPr>
-      <w:r>
-        <w:rPr>
-          <w:rFonts w:ascii="Times New Roman" w:eastAsia="Cambria Math" w:hAnsi="Times New Roman" w:cs="Times New Roman"/>
           <w:b/>
           <w:bCs/>
           <w:kern w:val="0"/>
@@ -27505,9 +28012,25 @@
           <w:szCs w:val="28"/>
           <w14:ligatures w14:val="none"/>
         </w:rPr>
-        <w:lastRenderedPageBreak/>
-        <w:t xml:space="preserve">Рисунок </w:t>
-      </w:r>
+      </w:pPr>
+    </w:p>
+    <w:p>
+      <w:pPr>
+        <w:widowControl w:val="0"/>
+        <w:autoSpaceDE w:val="0"/>
+        <w:autoSpaceDN w:val="0"/>
+        <w:spacing w:before="240" w:after="120" w:line="276" w:lineRule="auto"/>
+        <w:ind w:firstLine="708"/>
+        <w:contextualSpacing/>
+        <w:jc w:val="both"/>
+        <w:rPr>
+          <w:rFonts w:ascii="Times New Roman" w:eastAsia="Cambria Math" w:hAnsi="Times New Roman" w:cs="Times New Roman"/>
+          <w:kern w:val="0"/>
+          <w:sz w:val="28"/>
+          <w:szCs w:val="28"/>
+          <w14:ligatures w14:val="none"/>
+        </w:rPr>
+      </w:pPr>
       <w:r>
         <w:rPr>
           <w:rFonts w:ascii="Times New Roman" w:eastAsia="Cambria Math" w:hAnsi="Times New Roman" w:cs="Times New Roman"/>
@@ -27516,7 +28039,18 @@
           <w:kern w:val="0"/>
           <w:sz w:val="28"/>
           <w:szCs w:val="28"/>
-          <w:lang w:val="en-US"/>
+          <w14:ligatures w14:val="none"/>
+        </w:rPr>
+        <w:t xml:space="preserve">Рисунок </w:t>
+      </w:r>
+      <w:r>
+        <w:rPr>
+          <w:rFonts w:ascii="Times New Roman" w:eastAsia="Cambria Math" w:hAnsi="Times New Roman" w:cs="Times New Roman"/>
+          <w:b/>
+          <w:bCs/>
+          <w:kern w:val="0"/>
+          <w:sz w:val="28"/>
+          <w:szCs w:val="28"/>
           <w14:ligatures w14:val="none"/>
         </w:rPr>
         <w:t>2</w:t>
@@ -27547,11 +28081,28 @@
           <w:kern w:val="0"/>
           <w:sz w:val="28"/>
           <w:szCs w:val="28"/>
-          <w:lang w:val="en-US"/>
           <w14:ligatures w14:val="none"/>
         </w:rPr>
         <w:t>.</w:t>
       </w:r>
+    </w:p>
+    <w:p>
+      <w:pPr>
+        <w:widowControl w:val="0"/>
+        <w:autoSpaceDE w:val="0"/>
+        <w:autoSpaceDN w:val="0"/>
+        <w:spacing w:before="240" w:after="120" w:line="276" w:lineRule="auto"/>
+        <w:ind w:firstLine="708"/>
+        <w:contextualSpacing/>
+        <w:jc w:val="both"/>
+        <w:rPr>
+          <w:rFonts w:ascii="Times New Roman" w:eastAsia="Cambria Math" w:hAnsi="Times New Roman" w:cs="Times New Roman"/>
+          <w:kern w:val="0"/>
+          <w:sz w:val="28"/>
+          <w:szCs w:val="28"/>
+          <w14:ligatures w14:val="none"/>
+        </w:rPr>
+      </w:pPr>
     </w:p>
     <w:p>
       <w:pPr>
@@ -27887,15 +28438,6 @@
         <w:jc w:val="both"/>
         <w:rPr>
           <w:rFonts w:ascii="Times New Roman" w:eastAsia="Cambria Math" w:hAnsi="Times New Roman" w:cs="Times New Roman"/>
-          <w:kern w:val="0"/>
-          <w:sz w:val="28"/>
-          <w:szCs w:val="28"/>
-          <w14:ligatures w14:val="none"/>
-        </w:rPr>
-      </w:pPr>
-      <w:r>
-        <w:rPr>
-          <w:rFonts w:ascii="Times New Roman" w:eastAsia="Cambria Math" w:hAnsi="Times New Roman" w:cs="Times New Roman"/>
           <w:b/>
           <w:bCs/>
           <w:kern w:val="0"/>
@@ -27903,8 +28445,25 @@
           <w:szCs w:val="28"/>
           <w14:ligatures w14:val="none"/>
         </w:rPr>
-        <w:t xml:space="preserve">Рисунок </w:t>
-      </w:r>
+      </w:pPr>
+    </w:p>
+    <w:p>
+      <w:pPr>
+        <w:widowControl w:val="0"/>
+        <w:autoSpaceDE w:val="0"/>
+        <w:autoSpaceDN w:val="0"/>
+        <w:spacing w:before="240" w:after="120" w:line="276" w:lineRule="auto"/>
+        <w:ind w:firstLine="708"/>
+        <w:contextualSpacing/>
+        <w:jc w:val="both"/>
+        <w:rPr>
+          <w:rFonts w:ascii="Times New Roman" w:eastAsia="Cambria Math" w:hAnsi="Times New Roman" w:cs="Times New Roman"/>
+          <w:kern w:val="0"/>
+          <w:sz w:val="28"/>
+          <w:szCs w:val="28"/>
+          <w14:ligatures w14:val="none"/>
+        </w:rPr>
+      </w:pPr>
       <w:r>
         <w:rPr>
           <w:rFonts w:ascii="Times New Roman" w:eastAsia="Cambria Math" w:hAnsi="Times New Roman" w:cs="Times New Roman"/>
@@ -27915,6 +28474,18 @@
           <w:szCs w:val="28"/>
           <w14:ligatures w14:val="none"/>
         </w:rPr>
+        <w:t xml:space="preserve">Рисунок </w:t>
+      </w:r>
+      <w:r>
+        <w:rPr>
+          <w:rFonts w:ascii="Times New Roman" w:eastAsia="Cambria Math" w:hAnsi="Times New Roman" w:cs="Times New Roman"/>
+          <w:b/>
+          <w:bCs/>
+          <w:kern w:val="0"/>
+          <w:sz w:val="28"/>
+          <w:szCs w:val="28"/>
+          <w14:ligatures w14:val="none"/>
+        </w:rPr>
         <w:t>3</w:t>
       </w:r>
       <w:r>
@@ -27955,6 +28526,24 @@
         </w:rPr>
         <w:t>.</w:t>
       </w:r>
+    </w:p>
+    <w:p>
+      <w:pPr>
+        <w:widowControl w:val="0"/>
+        <w:autoSpaceDE w:val="0"/>
+        <w:autoSpaceDN w:val="0"/>
+        <w:spacing w:before="240" w:after="120" w:line="276" w:lineRule="auto"/>
+        <w:ind w:firstLine="708"/>
+        <w:contextualSpacing/>
+        <w:jc w:val="both"/>
+        <w:rPr>
+          <w:rFonts w:ascii="Times New Roman" w:eastAsia="Cambria Math" w:hAnsi="Times New Roman" w:cs="Times New Roman"/>
+          <w:kern w:val="0"/>
+          <w:sz w:val="28"/>
+          <w:szCs w:val="28"/>
+          <w14:ligatures w14:val="none"/>
+        </w:rPr>
+      </w:pPr>
     </w:p>
     <w:p>
       <w:pPr>
@@ -28079,19 +28668,18 @@
           <w:kern w:val="0"/>
           <w:sz w:val="28"/>
           <w:szCs w:val="28"/>
+          <w14:ligatures w14:val="none"/>
+        </w:rPr>
+      </w:pPr>
+      <w:r>
+        <w:rPr>
+          <w:rFonts w:ascii="Times New Roman" w:eastAsia="Cambria Math" w:hAnsi="Times New Roman" w:cs="Times New Roman"/>
+          <w:kern w:val="0"/>
+          <w:sz w:val="28"/>
+          <w:szCs w:val="28"/>
           <w:lang w:val="en-US"/>
           <w14:ligatures w14:val="none"/>
         </w:rPr>
-      </w:pPr>
-      <w:r>
-        <w:rPr>
-          <w:rFonts w:ascii="Times New Roman" w:eastAsia="Cambria Math" w:hAnsi="Times New Roman" w:cs="Times New Roman"/>
-          <w:kern w:val="0"/>
-          <w:sz w:val="28"/>
-          <w:szCs w:val="28"/>
-          <w:lang w:val="en-US"/>
-          <w14:ligatures w14:val="none"/>
-        </w:rPr>
         <w:t xml:space="preserve">  </w:t>
       </w:r>
       <w:r>
@@ -28110,7 +28698,6 @@
           <w:kern w:val="0"/>
           <w:sz w:val="28"/>
           <w:szCs w:val="28"/>
-          <w:lang w:val="en-US"/>
           <w14:ligatures w14:val="none"/>
         </w:rPr>
         <w:t>:</w:t>
@@ -28136,10 +28723,41 @@
           <w:kern w:val="0"/>
           <w:sz w:val="28"/>
           <w:szCs w:val="28"/>
+          <w14:ligatures w14:val="none"/>
+        </w:rPr>
+      </w:pPr>
+      <w:r>
+        <w:rPr>
+          <w:rFonts w:ascii="Times New Roman" w:eastAsia="Cambria Math" w:hAnsi="Times New Roman" w:cs="Times New Roman"/>
+          <w:kern w:val="0"/>
+          <w:sz w:val="28"/>
+          <w:szCs w:val="28"/>
+          <w14:ligatures w14:val="none"/>
+        </w:rPr>
+        <w:t xml:space="preserve">      </w:t>
+      </w:r>
+      <w:r>
+        <w:rPr>
+          <w:rFonts w:ascii="Times New Roman" w:eastAsia="Cambria Math" w:hAnsi="Times New Roman" w:cs="Times New Roman"/>
+          <w:kern w:val="0"/>
+          <w:sz w:val="28"/>
+          <w:szCs w:val="28"/>
           <w:lang w:val="en-US"/>
           <w14:ligatures w14:val="none"/>
         </w:rPr>
-      </w:pPr>
+        <w:t>A</w:t>
+      </w:r>
+      <w:r>
+        <w:rPr>
+          <w:rFonts w:ascii="Times New Roman" w:eastAsia="Cambria Math" w:hAnsi="Times New Roman" w:cs="Times New Roman"/>
+          <w:kern w:val="0"/>
+          <w:sz w:val="28"/>
+          <w:szCs w:val="28"/>
+          <w14:ligatures w14:val="none"/>
+        </w:rPr>
+        <w:t>_</w:t>
+      </w:r>
+      <w:proofErr w:type="spellStart"/>
       <w:r>
         <w:rPr>
           <w:rFonts w:ascii="Times New Roman" w:eastAsia="Cambria Math" w:hAnsi="Times New Roman" w:cs="Times New Roman"/>
@@ -28149,7 +28767,164 @@
           <w:lang w:val="en-US"/>
           <w14:ligatures w14:val="none"/>
         </w:rPr>
-        <w:t xml:space="preserve">      </w:t>
+        <w:t>vals</w:t>
+      </w:r>
+      <w:proofErr w:type="spellEnd"/>
+      <w:r>
+        <w:rPr>
+          <w:rFonts w:ascii="Times New Roman" w:eastAsia="Cambria Math" w:hAnsi="Times New Roman" w:cs="Times New Roman"/>
+          <w:kern w:val="0"/>
+          <w:sz w:val="28"/>
+          <w:szCs w:val="28"/>
+          <w14:ligatures w14:val="none"/>
+        </w:rPr>
+        <w:t xml:space="preserve"> – </w:t>
+      </w:r>
+      <w:r>
+        <w:rPr>
+          <w:rFonts w:ascii="Times New Roman" w:eastAsia="Cambria Math" w:hAnsi="Times New Roman" w:cs="Times New Roman"/>
+          <w:kern w:val="0"/>
+          <w:sz w:val="28"/>
+          <w:szCs w:val="28"/>
+          <w14:ligatures w14:val="none"/>
+        </w:rPr>
+        <w:t>значения</w:t>
+      </w:r>
+      <w:r>
+        <w:rPr>
+          <w:rFonts w:ascii="Times New Roman" w:eastAsia="Cambria Math" w:hAnsi="Times New Roman" w:cs="Times New Roman"/>
+          <w:kern w:val="0"/>
+          <w:sz w:val="28"/>
+          <w:szCs w:val="28"/>
+          <w14:ligatures w14:val="none"/>
+        </w:rPr>
+        <w:t xml:space="preserve"> </w:t>
+      </w:r>
+      <w:proofErr w:type="gramStart"/>
+      <w:r>
+        <w:rPr>
+          <w:rFonts w:ascii="Times New Roman" w:eastAsia="Cambria Math" w:hAnsi="Times New Roman" w:cs="Times New Roman"/>
+          <w:kern w:val="0"/>
+          <w:sz w:val="28"/>
+          <w:szCs w:val="28"/>
+          <w:lang w:val="en-US"/>
+          <w14:ligatures w14:val="none"/>
+        </w:rPr>
+        <w:t>A</w:t>
+      </w:r>
+      <w:r>
+        <w:rPr>
+          <w:rFonts w:ascii="Times New Roman" w:eastAsia="Cambria Math" w:hAnsi="Times New Roman" w:cs="Times New Roman"/>
+          <w:kern w:val="0"/>
+          <w:sz w:val="28"/>
+          <w:szCs w:val="28"/>
+          <w14:ligatures w14:val="none"/>
+        </w:rPr>
+        <w:t>(</w:t>
+      </w:r>
+      <w:proofErr w:type="gramEnd"/>
+      <w:r>
+        <w:rPr>
+          <w:rFonts w:ascii="Times New Roman" w:eastAsia="Cambria Math" w:hAnsi="Times New Roman" w:cs="Times New Roman"/>
+          <w:kern w:val="0"/>
+          <w:sz w:val="28"/>
+          <w:szCs w:val="28"/>
+          <w:lang w:val="en-US"/>
+          <w14:ligatures w14:val="none"/>
+        </w:rPr>
+        <w:t>y</w:t>
+      </w:r>
+      <w:r>
+        <w:rPr>
+          <w:rFonts w:ascii="Times New Roman" w:eastAsia="Cambria Math" w:hAnsi="Times New Roman" w:cs="Times New Roman"/>
+          <w:kern w:val="0"/>
+          <w:sz w:val="28"/>
+          <w:szCs w:val="28"/>
+          <w14:ligatures w14:val="none"/>
+        </w:rPr>
+        <w:t>_</w:t>
+      </w:r>
+      <w:r>
+        <w:rPr>
+          <w:rFonts w:ascii="Times New Roman" w:eastAsia="Cambria Math" w:hAnsi="Times New Roman" w:cs="Times New Roman"/>
+          <w:kern w:val="0"/>
+          <w:sz w:val="28"/>
+          <w:szCs w:val="28"/>
+          <w:lang w:val="en-US"/>
+          <w14:ligatures w14:val="none"/>
+        </w:rPr>
+        <w:t>l</w:t>
+      </w:r>
+      <w:r>
+        <w:rPr>
+          <w:rFonts w:ascii="Times New Roman" w:eastAsia="Cambria Math" w:hAnsi="Times New Roman" w:cs="Times New Roman"/>
+          <w:kern w:val="0"/>
+          <w:sz w:val="28"/>
+          <w:szCs w:val="28"/>
+          <w14:ligatures w14:val="none"/>
+        </w:rPr>
+        <w:t xml:space="preserve">) </w:t>
+      </w:r>
+      <w:r>
+        <w:rPr>
+          <w:rFonts w:ascii="Times New Roman" w:eastAsia="Cambria Math" w:hAnsi="Times New Roman" w:cs="Times New Roman"/>
+          <w:kern w:val="0"/>
+          <w:sz w:val="28"/>
+          <w:szCs w:val="28"/>
+          <w14:ligatures w14:val="none"/>
+        </w:rPr>
+        <w:t>в</w:t>
+      </w:r>
+      <w:r>
+        <w:rPr>
+          <w:rFonts w:ascii="Times New Roman" w:eastAsia="Cambria Math" w:hAnsi="Times New Roman" w:cs="Times New Roman"/>
+          <w:kern w:val="0"/>
+          <w:sz w:val="28"/>
+          <w:szCs w:val="28"/>
+          <w14:ligatures w14:val="none"/>
+        </w:rPr>
+        <w:t xml:space="preserve"> </w:t>
+      </w:r>
+      <w:r>
+        <w:rPr>
+          <w:rFonts w:ascii="Times New Roman" w:eastAsia="Cambria Math" w:hAnsi="Times New Roman" w:cs="Times New Roman"/>
+          <w:kern w:val="0"/>
+          <w:sz w:val="28"/>
+          <w:szCs w:val="28"/>
+          <w14:ligatures w14:val="none"/>
+        </w:rPr>
+        <w:t>узлах</w:t>
+      </w:r>
+      <w:r>
+        <w:rPr>
+          <w:rFonts w:ascii="Times New Roman" w:eastAsia="Cambria Math" w:hAnsi="Times New Roman" w:cs="Times New Roman"/>
+          <w:kern w:val="0"/>
+          <w:sz w:val="28"/>
+          <w:szCs w:val="28"/>
+          <w14:ligatures w14:val="none"/>
+        </w:rPr>
+        <w:t xml:space="preserve"> </w:t>
+      </w:r>
+      <w:r>
+        <w:rPr>
+          <w:rFonts w:ascii="Times New Roman" w:eastAsia="Cambria Math" w:hAnsi="Times New Roman" w:cs="Times New Roman"/>
+          <w:kern w:val="0"/>
+          <w:sz w:val="28"/>
+          <w:szCs w:val="28"/>
+          <w:lang w:val="en-US"/>
+          <w14:ligatures w14:val="none"/>
+        </w:rPr>
+        <w:t>y</w:t>
+      </w:r>
+      <w:r>
+        <w:rPr>
+          <w:rFonts w:ascii="Times New Roman" w:eastAsia="Cambria Math" w:hAnsi="Times New Roman" w:cs="Times New Roman"/>
+          <w:kern w:val="0"/>
+          <w:sz w:val="28"/>
+          <w:szCs w:val="28"/>
+          <w14:ligatures w14:val="none"/>
+        </w:rPr>
+        <w:t>_</w:t>
       </w:r>
       <w:proofErr w:type="spellStart"/>
       <w:r>
@@ -28161,105 +28936,9 @@
           <w:lang w:val="en-US"/>
           <w14:ligatures w14:val="none"/>
         </w:rPr>
-        <w:t>A</w:t>
-      </w:r>
-      <w:r>
-        <w:rPr>
-          <w:rFonts w:ascii="Times New Roman" w:eastAsia="Cambria Math" w:hAnsi="Times New Roman" w:cs="Times New Roman"/>
-          <w:kern w:val="0"/>
-          <w:sz w:val="28"/>
-          <w:szCs w:val="28"/>
-          <w:lang w:val="en-US"/>
-          <w14:ligatures w14:val="none"/>
-        </w:rPr>
-        <w:t>_</w:t>
-      </w:r>
-      <w:r>
-        <w:rPr>
-          <w:rFonts w:ascii="Times New Roman" w:eastAsia="Cambria Math" w:hAnsi="Times New Roman" w:cs="Times New Roman"/>
-          <w:kern w:val="0"/>
-          <w:sz w:val="28"/>
-          <w:szCs w:val="28"/>
-          <w:lang w:val="en-US"/>
-          <w14:ligatures w14:val="none"/>
-        </w:rPr>
         <w:t>vals</w:t>
       </w:r>
       <w:proofErr w:type="spellEnd"/>
-      <w:r>
-        <w:rPr>
-          <w:rFonts w:ascii="Times New Roman" w:eastAsia="Cambria Math" w:hAnsi="Times New Roman" w:cs="Times New Roman"/>
-          <w:kern w:val="0"/>
-          <w:sz w:val="28"/>
-          <w:szCs w:val="28"/>
-          <w:lang w:val="en-US"/>
-          <w14:ligatures w14:val="none"/>
-        </w:rPr>
-        <w:t xml:space="preserve"> – </w:t>
-      </w:r>
-      <w:r>
-        <w:rPr>
-          <w:rFonts w:ascii="Times New Roman" w:eastAsia="Cambria Math" w:hAnsi="Times New Roman" w:cs="Times New Roman"/>
-          <w:kern w:val="0"/>
-          <w:sz w:val="28"/>
-          <w:szCs w:val="28"/>
-          <w14:ligatures w14:val="none"/>
-        </w:rPr>
-        <w:t>значения</w:t>
-      </w:r>
-      <w:r>
-        <w:rPr>
-          <w:rFonts w:ascii="Times New Roman" w:eastAsia="Cambria Math" w:hAnsi="Times New Roman" w:cs="Times New Roman"/>
-          <w:kern w:val="0"/>
-          <w:sz w:val="28"/>
-          <w:szCs w:val="28"/>
-          <w:lang w:val="en-US"/>
-          <w14:ligatures w14:val="none"/>
-        </w:rPr>
-        <w:t xml:space="preserve"> A(y_l) </w:t>
-      </w:r>
-      <w:r>
-        <w:rPr>
-          <w:rFonts w:ascii="Times New Roman" w:eastAsia="Cambria Math" w:hAnsi="Times New Roman" w:cs="Times New Roman"/>
-          <w:kern w:val="0"/>
-          <w:sz w:val="28"/>
-          <w:szCs w:val="28"/>
-          <w14:ligatures w14:val="none"/>
-        </w:rPr>
-        <w:t>в</w:t>
-      </w:r>
-      <w:r>
-        <w:rPr>
-          <w:rFonts w:ascii="Times New Roman" w:eastAsia="Cambria Math" w:hAnsi="Times New Roman" w:cs="Times New Roman"/>
-          <w:kern w:val="0"/>
-          <w:sz w:val="28"/>
-          <w:szCs w:val="28"/>
-          <w:lang w:val="en-US"/>
-          <w14:ligatures w14:val="none"/>
-        </w:rPr>
-        <w:t xml:space="preserve"> </w:t>
-      </w:r>
-      <w:r>
-        <w:rPr>
-          <w:rFonts w:ascii="Times New Roman" w:eastAsia="Cambria Math" w:hAnsi="Times New Roman" w:cs="Times New Roman"/>
-          <w:kern w:val="0"/>
-          <w:sz w:val="28"/>
-          <w:szCs w:val="28"/>
-          <w14:ligatures w14:val="none"/>
-        </w:rPr>
-        <w:t>узлах</w:t>
-      </w:r>
-      <w:r>
-        <w:rPr>
-          <w:rFonts w:ascii="Times New Roman" w:eastAsia="Cambria Math" w:hAnsi="Times New Roman" w:cs="Times New Roman"/>
-          <w:kern w:val="0"/>
-          <w:sz w:val="28"/>
-          <w:szCs w:val="28"/>
-          <w:lang w:val="en-US"/>
-          <w14:ligatures w14:val="none"/>
-        </w:rPr>
-        <w:t xml:space="preserve"> y_vals</w:t>
-      </w:r>
     </w:p>
     <w:p>
       <w:pPr>
@@ -28291,7 +28970,6 @@
           <w:kern w:val="0"/>
           <w:sz w:val="28"/>
           <w:szCs w:val="28"/>
-          <w:lang w:val="en-US"/>
           <w14:ligatures w14:val="none"/>
         </w:rPr>
         <w:t xml:space="preserve">      </w:t>
@@ -30451,7 +31129,7 @@
         <w:autoSpaceDE w:val="0"/>
         <w:autoSpaceDN w:val="0"/>
         <w:spacing w:before="240" w:after="120" w:line="276" w:lineRule="auto"/>
-        <w:ind w:firstLine="709"/>
+        <w:ind w:firstLine="708"/>
         <w:contextualSpacing/>
         <w:jc w:val="both"/>
         <w:rPr>
@@ -30527,60 +31205,6 @@
         </w:rPr>
         <w:t>.</w:t>
       </w:r>
-    </w:p>
-    <w:p>
-      <w:pPr>
-        <w:widowControl w:val="0"/>
-        <w:autoSpaceDE w:val="0"/>
-        <w:autoSpaceDN w:val="0"/>
-        <w:spacing w:before="240" w:after="120" w:line="276" w:lineRule="auto"/>
-        <w:ind w:firstLine="709"/>
-        <w:contextualSpacing/>
-        <w:jc w:val="both"/>
-        <w:rPr>
-          <w:rFonts w:ascii="Times New Roman" w:eastAsia="Cambria Math" w:hAnsi="Times New Roman" w:cs="Times New Roman"/>
-          <w:kern w:val="0"/>
-          <w:sz w:val="28"/>
-          <w:szCs w:val="28"/>
-          <w14:ligatures w14:val="none"/>
-        </w:rPr>
-      </w:pPr>
-    </w:p>
-    <w:p>
-      <w:pPr>
-        <w:widowControl w:val="0"/>
-        <w:autoSpaceDE w:val="0"/>
-        <w:autoSpaceDN w:val="0"/>
-        <w:spacing w:before="240" w:after="120" w:line="276" w:lineRule="auto"/>
-        <w:ind w:firstLine="709"/>
-        <w:contextualSpacing/>
-        <w:jc w:val="both"/>
-        <w:rPr>
-          <w:rFonts w:ascii="Times New Roman" w:eastAsia="Cambria Math" w:hAnsi="Times New Roman" w:cs="Times New Roman"/>
-          <w:kern w:val="0"/>
-          <w:sz w:val="28"/>
-          <w:szCs w:val="28"/>
-          <w14:ligatures w14:val="none"/>
-        </w:rPr>
-      </w:pPr>
-    </w:p>
-    <w:p>
-      <w:pPr>
-        <w:widowControl w:val="0"/>
-        <w:autoSpaceDE w:val="0"/>
-        <w:autoSpaceDN w:val="0"/>
-        <w:spacing w:before="240" w:after="120" w:line="276" w:lineRule="auto"/>
-        <w:ind w:firstLine="709"/>
-        <w:contextualSpacing/>
-        <w:jc w:val="both"/>
-        <w:rPr>
-          <w:rFonts w:ascii="Times New Roman" w:eastAsia="Cambria Math" w:hAnsi="Times New Roman" w:cs="Times New Roman"/>
-          <w:kern w:val="0"/>
-          <w:sz w:val="28"/>
-          <w:szCs w:val="28"/>
-          <w14:ligatures w14:val="none"/>
-        </w:rPr>
-      </w:pPr>
     </w:p>
     <w:p>
       <w:pPr>
@@ -30624,7 +31248,6 @@
           <w:sz w:val="28"/>
           <w:szCs w:val="28"/>
         </w:rPr>
-        <w:lastRenderedPageBreak/>
         <w:t>Вход</w:t>
       </w:r>
       <w:proofErr w:type="gramStart"/>
@@ -31522,7 +32145,7 @@
           <w:szCs w:val="28"/>
         </w:rPr>
       </w:pPr>
-      <w:bookmarkStart w:id="5" w:name="_Toc209144092"/>
+      <w:bookmarkStart w:id="5" w:name="_Toc209299261"/>
       <w:r>
         <w:rPr>
           <w:rFonts w:ascii="Times New Roman" w:hAnsi="Times New Roman" w:cs="Times New Roman"/>
@@ -31530,8 +32153,7 @@
           <w:sz w:val="28"/>
           <w:szCs w:val="28"/>
         </w:rPr>
-        <w:lastRenderedPageBreak/>
-        <w:t>Экстраполяция Ричардсона. Дополнительно об аппроксимации.</w:t>
+        <w:t>Экстраполяция Ричардсона. Дополнительно об аппроксимации</w:t>
       </w:r>
       <w:bookmarkEnd w:id="5"/>
     </w:p>
@@ -32233,7 +32855,6 @@
     <w:p>
       <w:pPr>
         <w:spacing w:line="276" w:lineRule="auto"/>
-        <w:ind w:firstLine="709"/>
         <w:jc w:val="both"/>
         <w:rPr>
           <w:rFonts w:ascii="Times New Roman" w:eastAsiaTheme="minorEastAsia" w:hAnsi="Times New Roman" w:cs="Times New Roman"/>
@@ -32247,7 +32868,15 @@
           <w:sz w:val="28"/>
           <w:szCs w:val="28"/>
         </w:rPr>
-        <w:t>Отсюда получаем (более подробно об этом разложении пишет А. Самарский [2]):</w:t>
+        <w:t>о</w:t>
+      </w:r>
+      <w:r>
+        <w:rPr>
+          <w:rFonts w:ascii="Times New Roman" w:eastAsiaTheme="minorEastAsia" w:hAnsi="Times New Roman" w:cs="Times New Roman"/>
+          <w:sz w:val="28"/>
+          <w:szCs w:val="28"/>
+        </w:rPr>
+        <w:t>тсюда получаем (более подробно об этом разложении пишет А. Самарский [2]):</w:t>
       </w:r>
     </w:p>
     <w:p>
@@ -32729,7 +33358,6 @@
     <w:p>
       <w:pPr>
         <w:spacing w:line="276" w:lineRule="auto"/>
-        <w:ind w:firstLine="709"/>
         <w:jc w:val="both"/>
         <w:rPr>
           <w:rFonts w:ascii="Times New Roman" w:eastAsiaTheme="minorEastAsia" w:hAnsi="Times New Roman" w:cs="Times New Roman"/>
@@ -32743,7 +33371,15 @@
           <w:sz w:val="28"/>
           <w:szCs w:val="28"/>
         </w:rPr>
-        <w:t>Перепишем формулу (</w:t>
+        <w:t>п</w:t>
+      </w:r>
+      <w:r>
+        <w:rPr>
+          <w:rFonts w:ascii="Times New Roman" w:eastAsiaTheme="minorEastAsia" w:hAnsi="Times New Roman" w:cs="Times New Roman"/>
+          <w:sz w:val="28"/>
+          <w:szCs w:val="28"/>
+        </w:rPr>
+        <w:t>ерепишем формулу (</w:t>
       </w:r>
       <w:r>
         <w:rPr>
@@ -33003,7 +33639,6 @@
     <w:p>
       <w:pPr>
         <w:spacing w:line="276" w:lineRule="auto"/>
-        <w:ind w:firstLine="709"/>
         <w:jc w:val="both"/>
         <w:rPr>
           <w:rFonts w:ascii="Times New Roman" w:eastAsiaTheme="minorEastAsia" w:hAnsi="Times New Roman" w:cs="Times New Roman"/>
@@ -33022,6 +33657,7 @@
       <w:r>
         <w:rPr>
           <w:rFonts w:ascii="Times New Roman" w:eastAsiaTheme="minorEastAsia" w:hAnsi="Times New Roman" w:cs="Times New Roman"/>
+          <w:i/>
           <w:sz w:val="28"/>
           <w:szCs w:val="28"/>
           <w:lang w:val="en-US"/>
@@ -33143,7 +33779,6 @@
     <w:p>
       <w:pPr>
         <w:spacing w:line="276" w:lineRule="auto"/>
-        <w:ind w:firstLine="709"/>
         <w:jc w:val="both"/>
         <w:rPr>
           <w:rFonts w:ascii="Times New Roman" w:eastAsiaTheme="minorEastAsia" w:hAnsi="Times New Roman" w:cs="Times New Roman"/>
@@ -33163,11 +33798,21 @@
       <w:r>
         <w:rPr>
           <w:rFonts w:ascii="Times New Roman" w:eastAsiaTheme="minorEastAsia" w:hAnsi="Times New Roman" w:cs="Times New Roman"/>
+          <w:i/>
           <w:sz w:val="28"/>
           <w:szCs w:val="28"/>
           <w:lang w:val="en-US"/>
         </w:rPr>
-        <w:t>D:</w:t>
+        <w:t>D</w:t>
+      </w:r>
+      <w:r>
+        <w:rPr>
+          <w:rFonts w:ascii="Times New Roman" w:eastAsiaTheme="minorEastAsia" w:hAnsi="Times New Roman" w:cs="Times New Roman"/>
+          <w:sz w:val="28"/>
+          <w:szCs w:val="28"/>
+          <w:lang w:val="en-US"/>
+        </w:rPr>
+        <w:t>:</w:t>
       </w:r>
     </w:p>
     <w:p>
@@ -33353,7 +33998,6 @@
     <w:p>
       <w:pPr>
         <w:spacing w:line="276" w:lineRule="auto"/>
-        <w:ind w:firstLine="709"/>
         <w:jc w:val="both"/>
         <w:rPr>
           <w:rFonts w:ascii="Times New Roman" w:eastAsiaTheme="minorEastAsia" w:hAnsi="Times New Roman" w:cs="Times New Roman"/>
@@ -33622,7 +34266,6 @@
     <w:p>
       <w:pPr>
         <w:spacing w:line="276" w:lineRule="auto"/>
-        <w:ind w:firstLine="709"/>
         <w:jc w:val="both"/>
         <w:rPr>
           <w:rFonts w:ascii="Times New Roman" w:eastAsiaTheme="minorEastAsia" w:hAnsi="Times New Roman" w:cs="Times New Roman"/>
@@ -33636,7 +34279,15 @@
           <w:sz w:val="28"/>
           <w:szCs w:val="28"/>
         </w:rPr>
-        <w:t xml:space="preserve">где </w:t>
+        <w:t>г</w:t>
+      </w:r>
+      <w:r>
+        <w:rPr>
+          <w:rFonts w:ascii="Times New Roman" w:eastAsiaTheme="minorEastAsia" w:hAnsi="Times New Roman" w:cs="Times New Roman"/>
+          <w:sz w:val="28"/>
+          <w:szCs w:val="28"/>
+        </w:rPr>
+        <w:t xml:space="preserve">де </w:t>
       </w:r>
       <w:r>
         <w:rPr>
@@ -33717,6 +34368,7 @@
       <w:r>
         <w:rPr>
           <w:rFonts w:ascii="Times New Roman" w:eastAsiaTheme="minorEastAsia" w:hAnsi="Times New Roman" w:cs="Times New Roman"/>
+          <w:i/>
           <w:sz w:val="28"/>
           <w:szCs w:val="28"/>
           <w:lang w:val="en-US"/>
@@ -34228,7 +34880,6 @@
           <w:sz w:val="28"/>
           <w:szCs w:val="28"/>
         </w:rPr>
-        <w:lastRenderedPageBreak/>
         <w:t xml:space="preserve">Основная идея состоит </w:t>
       </w:r>
       <w:r>
@@ -34376,7 +35027,6 @@
     <w:p>
       <w:pPr>
         <w:spacing w:line="276" w:lineRule="auto"/>
-        <w:ind w:firstLine="709"/>
         <w:jc w:val="both"/>
         <w:rPr>
           <w:rFonts w:ascii="Times New Roman" w:eastAsiaTheme="minorEastAsia" w:hAnsi="Times New Roman" w:cs="Times New Roman"/>
@@ -34390,7 +35040,7 @@
           <w:sz w:val="28"/>
           <w:szCs w:val="28"/>
         </w:rPr>
-        <w:t xml:space="preserve"> Вычтем выражения друг из друга и получим:</w:t>
+        <w:t>Вычтем выражения друг из друга и получим:</w:t>
       </w:r>
     </w:p>
     <w:p>
@@ -34620,7 +35270,6 @@
     <w:p>
       <w:pPr>
         <w:spacing w:line="276" w:lineRule="auto"/>
-        <w:ind w:firstLine="709"/>
         <w:jc w:val="both"/>
         <w:rPr>
           <w:rFonts w:ascii="Times New Roman" w:eastAsiaTheme="minorEastAsia" w:hAnsi="Times New Roman" w:cs="Times New Roman"/>
@@ -34857,6 +35506,8 @@
           <w:szCs w:val="28"/>
         </w:rPr>
       </w:pPr>
+      <w:bookmarkStart w:id="6" w:name="_GoBack"/>
+      <w:bookmarkEnd w:id="6"/>
     </w:p>
     <w:p>
       <w:pPr>
@@ -34893,10 +35544,12 @@
     </w:p>
     <w:p>
       <w:pPr>
+        <w:pStyle w:val="a3"/>
         <w:spacing w:line="276" w:lineRule="auto"/>
-        <w:jc w:val="both"/>
         <w:rPr>
           <w:rFonts w:ascii="Times New Roman" w:eastAsiaTheme="minorEastAsia" w:hAnsi="Times New Roman" w:cs="Times New Roman"/>
+          <w:spacing w:val="0"/>
+          <w:kern w:val="2"/>
           <w:sz w:val="28"/>
           <w:szCs w:val="28"/>
         </w:rPr>
@@ -34905,26 +35558,6 @@
     <w:p>
       <w:pPr>
         <w:spacing w:line="276" w:lineRule="auto"/>
-        <w:jc w:val="both"/>
-        <w:rPr>
-          <w:rFonts w:ascii="Times New Roman" w:eastAsiaTheme="minorEastAsia" w:hAnsi="Times New Roman" w:cs="Times New Roman"/>
-          <w:sz w:val="28"/>
-          <w:szCs w:val="28"/>
-        </w:rPr>
-      </w:pPr>
-    </w:p>
-    <w:p>
-      <w:pPr>
-        <w:pStyle w:val="a3"/>
-        <w:spacing w:line="276" w:lineRule="auto"/>
-        <w:jc w:val="center"/>
-        <w:rPr>
-          <w:rFonts w:ascii="Times New Roman" w:eastAsiaTheme="minorHAnsi" w:hAnsi="Times New Roman" w:cs="Times New Roman"/>
-          <w:spacing w:val="0"/>
-          <w:kern w:val="2"/>
-          <w:sz w:val="28"/>
-          <w:szCs w:val="28"/>
-        </w:rPr>
       </w:pPr>
     </w:p>
     <w:p>
@@ -34940,7 +35573,7 @@
           <w:szCs w:val="28"/>
         </w:rPr>
       </w:pPr>
-      <w:bookmarkStart w:id="6" w:name="_Toc209144093"/>
+      <w:bookmarkStart w:id="7" w:name="_Toc209299262"/>
       <w:r>
         <w:rPr>
           <w:rFonts w:ascii="Times New Roman" w:hAnsi="Times New Roman" w:cs="Times New Roman"/>
@@ -34951,11 +35584,12 @@
         <w:lastRenderedPageBreak/>
         <w:t>Заключение</w:t>
       </w:r>
-      <w:bookmarkEnd w:id="6"/>
+      <w:bookmarkEnd w:id="7"/>
     </w:p>
     <w:p>
       <w:pPr>
         <w:spacing w:line="276" w:lineRule="auto"/>
+        <w:ind w:firstLine="708"/>
         <w:jc w:val="both"/>
         <w:rPr>
           <w:rFonts w:ascii="Times New Roman" w:hAnsi="Times New Roman" w:cs="Times New Roman"/>
@@ -35011,6 +35645,30 @@
           <w:sz w:val="28"/>
           <w:szCs w:val="28"/>
         </w:rPr>
+        <w:t xml:space="preserve"> [</w:t>
+      </w:r>
+      <w:r>
+        <w:rPr>
+          <w:rFonts w:ascii="Times New Roman" w:hAnsi="Times New Roman" w:cs="Times New Roman"/>
+          <w:sz w:val="28"/>
+          <w:szCs w:val="28"/>
+        </w:rPr>
+        <w:t>2</w:t>
+      </w:r>
+      <w:r>
+        <w:rPr>
+          <w:rFonts w:ascii="Times New Roman" w:hAnsi="Times New Roman" w:cs="Times New Roman"/>
+          <w:sz w:val="28"/>
+          <w:szCs w:val="28"/>
+        </w:rPr>
+        <w:t>]</w:t>
+      </w:r>
+      <w:r>
+        <w:rPr>
+          <w:rFonts w:ascii="Times New Roman" w:hAnsi="Times New Roman" w:cs="Times New Roman"/>
+          <w:sz w:val="28"/>
+          <w:szCs w:val="28"/>
+        </w:rPr>
         <w:t>. Оба метода находят применение в численном интегрировании, дифференцировании и при решении дифференциальных уравнений</w:t>
       </w:r>
       <w:r>
@@ -35019,7 +35677,31 @@
           <w:sz w:val="28"/>
           <w:szCs w:val="28"/>
         </w:rPr>
-        <w:t>[4][2]</w:t>
+        <w:t xml:space="preserve"> </w:t>
+      </w:r>
+      <w:r>
+        <w:rPr>
+          <w:rFonts w:ascii="Times New Roman" w:hAnsi="Times New Roman" w:cs="Times New Roman"/>
+          <w:sz w:val="28"/>
+          <w:szCs w:val="28"/>
+        </w:rPr>
+        <w:t>[</w:t>
+      </w:r>
+      <w:r>
+        <w:rPr>
+          <w:rFonts w:ascii="Times New Roman" w:hAnsi="Times New Roman" w:cs="Times New Roman"/>
+          <w:sz w:val="28"/>
+          <w:szCs w:val="28"/>
+        </w:rPr>
+        <w:t>4</w:t>
+      </w:r>
+      <w:r>
+        <w:rPr>
+          <w:rFonts w:ascii="Times New Roman" w:hAnsi="Times New Roman" w:cs="Times New Roman"/>
+          <w:sz w:val="28"/>
+          <w:szCs w:val="28"/>
+        </w:rPr>
+        <w:t>]</w:t>
       </w:r>
       <w:r>
         <w:rPr>
@@ -35463,7 +36145,7 @@
           <w:szCs w:val="28"/>
         </w:rPr>
       </w:pPr>
-      <w:bookmarkStart w:id="7" w:name="_Toc209144094"/>
+      <w:bookmarkStart w:id="8" w:name="_Toc209299263"/>
       <w:r>
         <w:rPr>
           <w:rFonts w:ascii="Times New Roman" w:hAnsi="Times New Roman" w:cs="Times New Roman"/>
@@ -35474,7 +36156,7 @@
         <w:lastRenderedPageBreak/>
         <w:t>Список литературы</w:t>
       </w:r>
-      <w:bookmarkEnd w:id="7"/>
+      <w:bookmarkEnd w:id="8"/>
     </w:p>
     <w:p>
       <w:pPr>
@@ -35500,7 +36182,7 @@
           <w:szCs w:val="28"/>
         </w:rPr>
       </w:pPr>
-      <w:bookmarkStart w:id="8" w:name="_Toc209143978"/>
+      <w:bookmarkStart w:id="9" w:name="_Toc209143978"/>
       <w:r>
         <w:rPr>
           <w:rFonts w:ascii="Times New Roman" w:hAnsi="Times New Roman" w:cs="Times New Roman"/>
@@ -35549,7 +36231,7 @@
         </w:rPr>
         <w:t xml:space="preserve"> с.</w:t>
       </w:r>
-      <w:bookmarkEnd w:id="8"/>
+      <w:bookmarkEnd w:id="9"/>
     </w:p>
     <w:p>
       <w:pPr>
@@ -35573,7 +36255,7 @@
           <w:szCs w:val="28"/>
         </w:rPr>
       </w:pPr>
-      <w:bookmarkStart w:id="9" w:name="_Toc209143979"/>
+      <w:bookmarkStart w:id="10" w:name="_Toc209143979"/>
       <w:r>
         <w:rPr>
           <w:rFonts w:ascii="Times New Roman" w:hAnsi="Times New Roman" w:cs="Times New Roman"/>
@@ -35647,94 +36329,6 @@
           <w:szCs w:val="28"/>
         </w:rPr>
         <w:t xml:space="preserve"> с.</w:t>
-      </w:r>
-      <w:bookmarkEnd w:id="9"/>
-    </w:p>
-    <w:p>
-      <w:pPr>
-        <w:pStyle w:val="TableParagraph"/>
-        <w:spacing w:line="276" w:lineRule="auto"/>
-        <w:rPr>
-          <w:rFonts w:ascii="Times New Roman" w:hAnsi="Times New Roman" w:cs="Times New Roman"/>
-          <w:sz w:val="28"/>
-          <w:szCs w:val="28"/>
-        </w:rPr>
-      </w:pPr>
-    </w:p>
-    <w:p>
-      <w:pPr>
-        <w:pStyle w:val="TableParagraph"/>
-        <w:spacing w:line="276" w:lineRule="auto"/>
-        <w:rPr>
-          <w:rFonts w:ascii="Times New Roman" w:hAnsi="Times New Roman" w:cs="Times New Roman"/>
-          <w:sz w:val="28"/>
-          <w:szCs w:val="28"/>
-          <w:lang w:val="en-US"/>
-        </w:rPr>
-      </w:pPr>
-      <w:bookmarkStart w:id="10" w:name="_Toc209143980"/>
-      <w:r>
-        <w:rPr>
-          <w:rFonts w:ascii="Times New Roman" w:hAnsi="Times New Roman" w:cs="Times New Roman"/>
-          <w:sz w:val="28"/>
-          <w:szCs w:val="28"/>
-          <w:lang w:val="en-US"/>
-        </w:rPr>
-        <w:t xml:space="preserve">[3] </w:t>
-      </w:r>
-      <w:r>
-        <w:rPr>
-          <w:rFonts w:ascii="Times New Roman" w:hAnsi="Times New Roman" w:cs="Times New Roman"/>
-          <w:sz w:val="28"/>
-          <w:szCs w:val="28"/>
-          <w:lang w:val="en-US"/>
-        </w:rPr>
-        <w:t>Introduction to Numerical Analysis /</w:t>
-      </w:r>
-      <w:r>
-        <w:rPr>
-          <w:rFonts w:ascii="Times New Roman" w:hAnsi="Times New Roman" w:cs="Times New Roman"/>
-          <w:sz w:val="28"/>
-          <w:szCs w:val="28"/>
-          <w:lang w:val="en-US"/>
-        </w:rPr>
-        <w:t>/</w:t>
-      </w:r>
-      <w:r>
-        <w:rPr>
-          <w:rFonts w:ascii="Times New Roman" w:hAnsi="Times New Roman" w:cs="Times New Roman"/>
-          <w:sz w:val="28"/>
-          <w:szCs w:val="28"/>
-          <w:lang w:val="en-US"/>
-        </w:rPr>
-        <w:t xml:space="preserve"> D. Levy. — 2012. — P. 88-98</w:t>
-      </w:r>
-      <w:r>
-        <w:rPr>
-          <w:rFonts w:ascii="Times New Roman" w:hAnsi="Times New Roman" w:cs="Times New Roman"/>
-          <w:sz w:val="28"/>
-          <w:szCs w:val="28"/>
-          <w:lang w:val="en-US"/>
-        </w:rPr>
-        <w:t xml:space="preserve">, </w:t>
-      </w:r>
-      <w:r>
-        <w:rPr>
-          <w:rFonts w:ascii="Times New Roman" w:hAnsi="Times New Roman" w:cs="Times New Roman"/>
-          <w:sz w:val="28"/>
-          <w:szCs w:val="28"/>
-          <w:lang w:val="en-US"/>
-        </w:rPr>
-        <w:t>117-120</w:t>
-      </w:r>
-      <w:r>
-        <w:rPr>
-          <w:rFonts w:ascii="Times New Roman" w:hAnsi="Times New Roman" w:cs="Times New Roman"/>
-          <w:sz w:val="28"/>
-          <w:szCs w:val="28"/>
-          <w:lang w:val="en-US"/>
-        </w:rPr>
-        <w:t>.</w:t>
       </w:r>
       <w:bookmarkEnd w:id="10"/>
     </w:p>
@@ -35746,7 +36340,6 @@
           <w:rFonts w:ascii="Times New Roman" w:hAnsi="Times New Roman" w:cs="Times New Roman"/>
           <w:sz w:val="28"/>
           <w:szCs w:val="28"/>
-          <w:lang w:val="en-US"/>
         </w:rPr>
       </w:pPr>
     </w:p>
@@ -35761,7 +36354,7 @@
           <w:lang w:val="en-US"/>
         </w:rPr>
       </w:pPr>
-      <w:bookmarkStart w:id="11" w:name="_Toc209143982"/>
+      <w:bookmarkStart w:id="11" w:name="_Toc209143980"/>
       <w:r>
         <w:rPr>
           <w:rFonts w:ascii="Times New Roman" w:hAnsi="Times New Roman" w:cs="Times New Roman"/>
@@ -35769,6 +36362,95 @@
           <w:szCs w:val="28"/>
           <w:lang w:val="en-US"/>
         </w:rPr>
+        <w:t xml:space="preserve">[3] </w:t>
+      </w:r>
+      <w:r>
+        <w:rPr>
+          <w:rFonts w:ascii="Times New Roman" w:hAnsi="Times New Roman" w:cs="Times New Roman"/>
+          <w:sz w:val="28"/>
+          <w:szCs w:val="28"/>
+          <w:lang w:val="en-US"/>
+        </w:rPr>
+        <w:t>Introduction to Numerical Analysis /</w:t>
+      </w:r>
+      <w:r>
+        <w:rPr>
+          <w:rFonts w:ascii="Times New Roman" w:hAnsi="Times New Roman" w:cs="Times New Roman"/>
+          <w:sz w:val="28"/>
+          <w:szCs w:val="28"/>
+          <w:lang w:val="en-US"/>
+        </w:rPr>
+        <w:t>/</w:t>
+      </w:r>
+      <w:r>
+        <w:rPr>
+          <w:rFonts w:ascii="Times New Roman" w:hAnsi="Times New Roman" w:cs="Times New Roman"/>
+          <w:sz w:val="28"/>
+          <w:szCs w:val="28"/>
+          <w:lang w:val="en-US"/>
+        </w:rPr>
+        <w:t xml:space="preserve"> D. Levy. — 2012. — P. 88-98</w:t>
+      </w:r>
+      <w:r>
+        <w:rPr>
+          <w:rFonts w:ascii="Times New Roman" w:hAnsi="Times New Roman" w:cs="Times New Roman"/>
+          <w:sz w:val="28"/>
+          <w:szCs w:val="28"/>
+          <w:lang w:val="en-US"/>
+        </w:rPr>
+        <w:t xml:space="preserve">, </w:t>
+      </w:r>
+      <w:r>
+        <w:rPr>
+          <w:rFonts w:ascii="Times New Roman" w:hAnsi="Times New Roman" w:cs="Times New Roman"/>
+          <w:sz w:val="28"/>
+          <w:szCs w:val="28"/>
+          <w:lang w:val="en-US"/>
+        </w:rPr>
+        <w:t>117-120</w:t>
+      </w:r>
+      <w:r>
+        <w:rPr>
+          <w:rFonts w:ascii="Times New Roman" w:hAnsi="Times New Roman" w:cs="Times New Roman"/>
+          <w:sz w:val="28"/>
+          <w:szCs w:val="28"/>
+          <w:lang w:val="en-US"/>
+        </w:rPr>
+        <w:t>.</w:t>
+      </w:r>
+      <w:bookmarkEnd w:id="11"/>
+    </w:p>
+    <w:p>
+      <w:pPr>
+        <w:pStyle w:val="TableParagraph"/>
+        <w:spacing w:line="276" w:lineRule="auto"/>
+        <w:rPr>
+          <w:rFonts w:ascii="Times New Roman" w:hAnsi="Times New Roman" w:cs="Times New Roman"/>
+          <w:sz w:val="28"/>
+          <w:szCs w:val="28"/>
+          <w:lang w:val="en-US"/>
+        </w:rPr>
+      </w:pPr>
+    </w:p>
+    <w:p>
+      <w:pPr>
+        <w:pStyle w:val="TableParagraph"/>
+        <w:spacing w:line="276" w:lineRule="auto"/>
+        <w:rPr>
+          <w:rFonts w:ascii="Times New Roman" w:hAnsi="Times New Roman" w:cs="Times New Roman"/>
+          <w:sz w:val="28"/>
+          <w:szCs w:val="28"/>
+          <w:lang w:val="en-US"/>
+        </w:rPr>
+      </w:pPr>
+      <w:bookmarkStart w:id="12" w:name="_Toc209143982"/>
+      <w:r>
+        <w:rPr>
+          <w:rFonts w:ascii="Times New Roman" w:hAnsi="Times New Roman" w:cs="Times New Roman"/>
+          <w:sz w:val="28"/>
+          <w:szCs w:val="28"/>
+          <w:lang w:val="en-US"/>
+        </w:rPr>
         <w:t xml:space="preserve">[4] </w:t>
       </w:r>
       <w:r>
@@ -35854,7 +36536,7 @@
         </w:rPr>
         <w:t>.</w:t>
       </w:r>
-      <w:bookmarkEnd w:id="11"/>
+      <w:bookmarkEnd w:id="12"/>
       <w:r>
         <w:rPr>
           <w:rFonts w:ascii="Times New Roman" w:hAnsi="Times New Roman" w:cs="Times New Roman"/>
@@ -35864,8 +36546,6 @@
         </w:rPr>
         <w:t xml:space="preserve"> 81-216, 21-79.</w:t>
       </w:r>
-      <w:bookmarkStart w:id="12" w:name="_GoBack"/>
-      <w:bookmarkEnd w:id="12"/>
     </w:p>
     <w:sectPr>
       <w:footerReference w:type="default" r:id="rId9"/>
@@ -35914,7 +36594,6 @@
         <w:docPartUnique/>
       </w:docPartObj>
     </w:sdtPr>
-    <w:sdtEndPr/>
     <w:sdtContent>
       <w:p>
         <w:pPr>
@@ -35934,7 +36613,7 @@
           <w:rPr>
             <w:noProof/>
           </w:rPr>
-          <w:t>17</w:t>
+          <w:t>16</w:t>
         </w:r>
         <w:r>
           <w:fldChar w:fldCharType="end"/>
@@ -39092,6 +39771,36 @@
     <w:uiPriority w:val="99"/>
     <w:rsid w:val="00022CB0"/>
   </w:style>
+  <w:style w:type="paragraph" w:styleId="afb">
+    <w:name w:val="Balloon Text"/>
+    <w:basedOn w:val="a"/>
+    <w:link w:val="afc"/>
+    <w:uiPriority w:val="99"/>
+    <w:semiHidden/>
+    <w:unhideWhenUsed/>
+    <w:rsid w:val="0062052E"/>
+    <w:pPr>
+      <w:spacing w:after="0" w:line="240" w:lineRule="auto"/>
+    </w:pPr>
+    <w:rPr>
+      <w:rFonts w:ascii="Segoe UI" w:hAnsi="Segoe UI" w:cs="Segoe UI"/>
+      <w:sz w:val="18"/>
+      <w:szCs w:val="18"/>
+    </w:rPr>
+  </w:style>
+  <w:style w:type="character" w:customStyle="1" w:styleId="afc">
+    <w:name w:val="Текст выноски Знак"/>
+    <w:basedOn w:val="a0"/>
+    <w:link w:val="afb"/>
+    <w:uiPriority w:val="99"/>
+    <w:semiHidden/>
+    <w:rsid w:val="0062052E"/>
+    <w:rPr>
+      <w:rFonts w:ascii="Segoe UI" w:hAnsi="Segoe UI" w:cs="Segoe UI"/>
+      <w:sz w:val="18"/>
+      <w:szCs w:val="18"/>
+    </w:rPr>
+  </w:style>
 </w:styles>
 </file>
 
@@ -39395,7 +40104,7 @@
 </file>
 
 <file path=customXml/itemProps1.xml><?xml version="1.0" encoding="utf-8"?>
-<ds:datastoreItem xmlns:ds="http://schemas.openxmlformats.org/officeDocument/2006/customXml" ds:itemID="{C0AE109A-7F2C-4902-A846-78B8A6A4F93D}">
+<ds:datastoreItem xmlns:ds="http://schemas.openxmlformats.org/officeDocument/2006/customXml" ds:itemID="{3719B4FC-7E64-47C0-B236-91B7823A024E}">
   <ds:schemaRefs>
     <ds:schemaRef ds:uri="http://schemas.openxmlformats.org/officeDocument/2006/bibliography"/>
   </ds:schemaRefs>
